--- a/reports/отчет.docx
+++ b/reports/отчет.docx
@@ -571,8 +571,6 @@
     <w:p>
       <w:pPr>
         <w:spacing w:line="240" w:lineRule="auto"/>
-        <w:ind w:left="567"/>
-        <w:jc w:val="right"/>
         <w:rPr>
           <w:rFonts w:ascii="Times New Roman" w:hAnsi="Times New Roman" w:cs="Times New Roman"/>
           <w:sz w:val="28"/>
@@ -584,19 +582,6 @@
     <w:p>
       <w:pPr>
         <w:spacing w:line="240" w:lineRule="auto"/>
-        <w:ind w:left="567"/>
-        <w:jc w:val="right"/>
-        <w:rPr>
-          <w:rFonts w:ascii="Times New Roman" w:hAnsi="Times New Roman" w:cs="Times New Roman"/>
-          <w:sz w:val="28"/>
-          <w:szCs w:val="28"/>
-          <w:u w:val="single"/>
-        </w:rPr>
-      </w:pPr>
-    </w:p>
-    <w:p>
-      <w:pPr>
-        <w:spacing w:line="240" w:lineRule="auto"/>
         <w:jc w:val="center"/>
         <w:rPr>
           <w:rFonts w:ascii="Times New Roman" w:hAnsi="Times New Roman" w:cs="Times New Roman"/>
@@ -614,7 +599,6 @@
           <w:sz w:val="28"/>
           <w:szCs w:val="28"/>
         </w:rPr>
-        <w:lastRenderedPageBreak/>
         <w:t xml:space="preserve">Ташкент </w:t>
       </w:r>
       <w:r>
@@ -658,6 +642,7 @@
           <w:sz w:val="36"/>
           <w:szCs w:val="36"/>
         </w:rPr>
+        <w:lastRenderedPageBreak/>
         <w:t>Численные методы решения нелинейных уравнений</w:t>
       </w:r>
     </w:p>
@@ -1660,16 +1645,7 @@
           <w:sz w:val="28"/>
           <w:szCs w:val="28"/>
         </w:rPr>
-        <w:t xml:space="preserve">некоторая итерационная </w:t>
-      </w:r>
-      <w:r>
-        <w:rPr>
-          <w:rFonts w:ascii="Times New Roman" w:eastAsiaTheme="minorEastAsia" w:hAnsi="Times New Roman" w:cs="Times New Roman"/>
-          <w:sz w:val="28"/>
-          <w:szCs w:val="28"/>
-        </w:rPr>
-        <w:lastRenderedPageBreak/>
-        <w:t xml:space="preserve">функция. После этого строится некоторая последовательность приближений </w:t>
+        <w:t xml:space="preserve">некоторая итерационная функция. После этого строится некоторая последовательность приближений </w:t>
       </w:r>
       <m:oMath>
         <m:sSub>
@@ -4232,7 +4208,6 @@
           <w:rFonts w:ascii="Times New Roman" w:eastAsiaTheme="minorEastAsia" w:hAnsi="Times New Roman" w:cs="Times New Roman"/>
           <w:sz w:val="28"/>
           <w:szCs w:val="28"/>
-          <w:lang w:val="en-US"/>
         </w:rPr>
       </w:pPr>
     </w:p>
@@ -4557,7 +4532,6 @@
           <w:rFonts w:ascii="Times New Roman" w:eastAsiaTheme="minorEastAsia" w:hAnsi="Times New Roman" w:cs="Times New Roman"/>
           <w:sz w:val="28"/>
           <w:szCs w:val="28"/>
-          <w:lang w:val="en-US"/>
         </w:rPr>
       </w:pPr>
       <w:r>
@@ -4668,7 +4642,6 @@
           <w:rFonts w:ascii="Times New Roman" w:eastAsiaTheme="minorEastAsia" w:hAnsi="Times New Roman" w:cs="Times New Roman"/>
           <w:sz w:val="28"/>
           <w:szCs w:val="28"/>
-          <w:lang w:val="en-US"/>
         </w:rPr>
       </w:pPr>
       <w:r>
@@ -5275,20 +5248,54 @@
         <w:jc w:val="center"/>
         <w:rPr>
           <w:rFonts w:ascii="Times New Roman" w:eastAsiaTheme="minorEastAsia" w:hAnsi="Times New Roman" w:cs="Times New Roman"/>
-          <w:b/>
-          <w:bCs/>
-          <w:sz w:val="28"/>
-          <w:szCs w:val="28"/>
-        </w:rPr>
-      </w:pPr>
-      <w:r>
-        <w:rPr>
-          <w:rFonts w:ascii="Times New Roman" w:eastAsiaTheme="minorEastAsia" w:hAnsi="Times New Roman" w:cs="Times New Roman"/>
-          <w:b/>
-          <w:bCs/>
-          <w:sz w:val="28"/>
-          <w:szCs w:val="28"/>
-        </w:rPr>
+          <w:sz w:val="28"/>
+          <w:szCs w:val="28"/>
+        </w:rPr>
+      </w:pPr>
+    </w:p>
+    <w:p>
+      <w:pPr>
+        <w:spacing w:line="240" w:lineRule="auto"/>
+        <w:jc w:val="center"/>
+        <w:rPr>
+          <w:rFonts w:ascii="Times New Roman" w:eastAsiaTheme="minorEastAsia" w:hAnsi="Times New Roman" w:cs="Times New Roman"/>
+          <w:sz w:val="28"/>
+          <w:szCs w:val="28"/>
+        </w:rPr>
+      </w:pPr>
+    </w:p>
+    <w:p>
+      <w:pPr>
+        <w:spacing w:line="240" w:lineRule="auto"/>
+        <w:jc w:val="center"/>
+        <w:rPr>
+          <w:rFonts w:ascii="Times New Roman" w:eastAsiaTheme="minorEastAsia" w:hAnsi="Times New Roman" w:cs="Times New Roman"/>
+          <w:sz w:val="28"/>
+          <w:szCs w:val="28"/>
+        </w:rPr>
+      </w:pPr>
+    </w:p>
+    <w:p>
+      <w:pPr>
+        <w:spacing w:line="240" w:lineRule="auto"/>
+        <w:jc w:val="center"/>
+        <w:rPr>
+          <w:rFonts w:ascii="Times New Roman" w:eastAsiaTheme="minorEastAsia" w:hAnsi="Times New Roman" w:cs="Times New Roman"/>
+          <w:b/>
+          <w:bCs/>
+          <w:sz w:val="28"/>
+          <w:szCs w:val="28"/>
+        </w:rPr>
+      </w:pPr>
+      <w:r>
+        <w:rPr>
+          <w:rFonts w:ascii="Times New Roman" w:eastAsiaTheme="minorEastAsia" w:hAnsi="Times New Roman" w:cs="Times New Roman"/>
+          <w:b/>
+          <w:bCs/>
+          <w:sz w:val="28"/>
+          <w:szCs w:val="28"/>
+        </w:rPr>
+        <w:lastRenderedPageBreak/>
         <w:t>Заключение</w:t>
       </w:r>
     </w:p>
@@ -5384,7 +5391,6 @@
           <w:sz w:val="28"/>
           <w:szCs w:val="28"/>
         </w:rPr>
-        <w:lastRenderedPageBreak/>
         <w:t>Метод простых итераций</w:t>
       </w:r>
     </w:p>
@@ -5865,6 +5871,67 @@
     </w:p>
     <w:p>
       <w:pPr>
+        <w:spacing w:line="240" w:lineRule="auto"/>
+        <w:jc w:val="center"/>
+        <w:rPr>
+          <w:rFonts w:ascii="Times New Roman" w:eastAsiaTheme="minorEastAsia" w:hAnsi="Times New Roman" w:cs="Times New Roman"/>
+          <w:b/>
+          <w:bCs/>
+          <w:sz w:val="28"/>
+          <w:szCs w:val="28"/>
+        </w:rPr>
+      </w:pPr>
+      <w:r>
+        <w:rPr>
+          <w:rFonts w:ascii="Times New Roman" w:eastAsiaTheme="minorEastAsia" w:hAnsi="Times New Roman" w:cs="Times New Roman"/>
+          <w:b/>
+          <w:bCs/>
+          <w:sz w:val="28"/>
+          <w:szCs w:val="28"/>
+        </w:rPr>
+        <w:lastRenderedPageBreak/>
+        <w:t>Заключение</w:t>
+      </w:r>
+    </w:p>
+    <w:p>
+      <w:pPr>
+        <w:spacing w:line="240" w:lineRule="auto"/>
+        <w:jc w:val="both"/>
+        <w:rPr>
+          <w:rFonts w:ascii="Times New Roman" w:eastAsiaTheme="minorEastAsia" w:hAnsi="Times New Roman" w:cs="Times New Roman"/>
+          <w:sz w:val="28"/>
+          <w:szCs w:val="28"/>
+        </w:rPr>
+      </w:pPr>
+      <w:r>
+        <w:rPr>
+          <w:rFonts w:ascii="Times New Roman" w:eastAsiaTheme="minorEastAsia" w:hAnsi="Times New Roman" w:cs="Times New Roman"/>
+          <w:sz w:val="28"/>
+          <w:szCs w:val="28"/>
+        </w:rPr>
+        <w:t xml:space="preserve">В данной работе было изучено 4 метода решения нелинейного </w:t>
+      </w:r>
+      <w:proofErr w:type="spellStart"/>
+      <w:r>
+        <w:rPr>
+          <w:rFonts w:ascii="Times New Roman" w:eastAsiaTheme="minorEastAsia" w:hAnsi="Times New Roman" w:cs="Times New Roman"/>
+          <w:sz w:val="28"/>
+          <w:szCs w:val="28"/>
+        </w:rPr>
+        <w:t>уранения</w:t>
+      </w:r>
+      <w:proofErr w:type="spellEnd"/>
+      <w:r>
+        <w:rPr>
+          <w:rFonts w:ascii="Times New Roman" w:eastAsiaTheme="minorEastAsia" w:hAnsi="Times New Roman" w:cs="Times New Roman"/>
+          <w:sz w:val="28"/>
+          <w:szCs w:val="28"/>
+        </w:rPr>
+        <w:t>:</w:t>
+      </w:r>
+    </w:p>
+    <w:p>
+      <w:pPr>
         <w:pStyle w:val="a7"/>
         <w:numPr>
           <w:ilvl w:val="0"/>
@@ -5884,9 +5951,111 @@
           <w:sz w:val="28"/>
           <w:szCs w:val="28"/>
         </w:rPr>
-        <w:lastRenderedPageBreak/>
+        <w:t xml:space="preserve">Метод </w:t>
+      </w:r>
+      <w:proofErr w:type="spellStart"/>
+      <w:r>
+        <w:rPr>
+          <w:rFonts w:ascii="Times New Roman" w:eastAsiaTheme="minorEastAsia" w:hAnsi="Times New Roman" w:cs="Times New Roman"/>
+          <w:sz w:val="28"/>
+          <w:szCs w:val="28"/>
+        </w:rPr>
+        <w:t>бисекции</w:t>
+      </w:r>
+      <w:proofErr w:type="spellEnd"/>
+    </w:p>
+    <w:p>
+      <w:pPr>
+        <w:pStyle w:val="a7"/>
+        <w:numPr>
+          <w:ilvl w:val="0"/>
+          <w:numId w:val="3"/>
+        </w:numPr>
+        <w:spacing w:line="240" w:lineRule="auto"/>
+        <w:jc w:val="both"/>
+        <w:rPr>
+          <w:rFonts w:ascii="Times New Roman" w:eastAsiaTheme="minorEastAsia" w:hAnsi="Times New Roman" w:cs="Times New Roman"/>
+          <w:sz w:val="28"/>
+          <w:szCs w:val="28"/>
+        </w:rPr>
+      </w:pPr>
+      <w:r>
+        <w:rPr>
+          <w:rFonts w:ascii="Times New Roman" w:eastAsiaTheme="minorEastAsia" w:hAnsi="Times New Roman" w:cs="Times New Roman"/>
+          <w:sz w:val="28"/>
+          <w:szCs w:val="28"/>
+        </w:rPr>
+        <w:t>Метод простых итераций</w:t>
+      </w:r>
+    </w:p>
+    <w:p>
+      <w:pPr>
+        <w:pStyle w:val="a7"/>
+        <w:numPr>
+          <w:ilvl w:val="0"/>
+          <w:numId w:val="3"/>
+        </w:numPr>
+        <w:spacing w:line="240" w:lineRule="auto"/>
+        <w:jc w:val="both"/>
+        <w:rPr>
+          <w:rFonts w:ascii="Times New Roman" w:eastAsiaTheme="minorEastAsia" w:hAnsi="Times New Roman" w:cs="Times New Roman"/>
+          <w:sz w:val="28"/>
+          <w:szCs w:val="28"/>
+        </w:rPr>
+      </w:pPr>
+      <w:r>
+        <w:rPr>
+          <w:rFonts w:ascii="Times New Roman" w:eastAsiaTheme="minorEastAsia" w:hAnsi="Times New Roman" w:cs="Times New Roman"/>
+          <w:sz w:val="28"/>
+          <w:szCs w:val="28"/>
+        </w:rPr>
+        <w:t>Метод Ньютона-</w:t>
+      </w:r>
+      <w:proofErr w:type="spellStart"/>
+      <w:r>
+        <w:rPr>
+          <w:rFonts w:ascii="Times New Roman" w:eastAsiaTheme="minorEastAsia" w:hAnsi="Times New Roman" w:cs="Times New Roman"/>
+          <w:sz w:val="28"/>
+          <w:szCs w:val="28"/>
+        </w:rPr>
+        <w:t>Рафсона</w:t>
+      </w:r>
+      <w:proofErr w:type="spellEnd"/>
+    </w:p>
+    <w:p>
+      <w:pPr>
+        <w:pStyle w:val="a7"/>
+        <w:numPr>
+          <w:ilvl w:val="0"/>
+          <w:numId w:val="3"/>
+        </w:numPr>
+        <w:spacing w:line="240" w:lineRule="auto"/>
+        <w:jc w:val="both"/>
+        <w:rPr>
+          <w:rFonts w:ascii="Times New Roman" w:eastAsiaTheme="minorEastAsia" w:hAnsi="Times New Roman" w:cs="Times New Roman"/>
+          <w:sz w:val="28"/>
+          <w:szCs w:val="28"/>
+        </w:rPr>
+      </w:pPr>
+      <w:r>
+        <w:rPr>
+          <w:rFonts w:ascii="Times New Roman" w:eastAsiaTheme="minorEastAsia" w:hAnsi="Times New Roman" w:cs="Times New Roman"/>
+          <w:sz w:val="28"/>
+          <w:szCs w:val="28"/>
+        </w:rPr>
         <w:t>Метод секущих</w:t>
       </w:r>
+    </w:p>
+    <w:p>
+      <w:pPr>
+        <w:spacing w:line="240" w:lineRule="auto"/>
+        <w:jc w:val="both"/>
+        <w:rPr>
+          <w:rFonts w:ascii="Times New Roman" w:eastAsiaTheme="minorEastAsia" w:hAnsi="Times New Roman" w:cs="Times New Roman"/>
+          <w:sz w:val="28"/>
+          <w:szCs w:val="28"/>
+        </w:rPr>
+      </w:pPr>
     </w:p>
     <w:p>
       <w:pPr>
@@ -6264,25 +6433,7 @@
             <w:sz w:val="28"/>
             <w:szCs w:val="28"/>
           </w:rPr>
-          <w:t>https://matplotlib.org/stable/contents.ht</w:t>
-        </w:r>
-        <w:r>
-          <w:rPr>
-            <w:rStyle w:val="ad"/>
-            <w:rFonts w:ascii="Times New Roman" w:eastAsiaTheme="minorEastAsia" w:hAnsi="Times New Roman" w:cs="Times New Roman"/>
-            <w:sz w:val="28"/>
-            <w:szCs w:val="28"/>
-          </w:rPr>
-          <w:t>m</w:t>
-        </w:r>
-        <w:r>
-          <w:rPr>
-            <w:rStyle w:val="ad"/>
-            <w:rFonts w:ascii="Times New Roman" w:eastAsiaTheme="minorEastAsia" w:hAnsi="Times New Roman" w:cs="Times New Roman"/>
-            <w:sz w:val="28"/>
-            <w:szCs w:val="28"/>
-          </w:rPr>
-          <w:t>l</w:t>
+          <w:t>https://matplotlib.org/stable/contents.html</w:t>
         </w:r>
       </w:hyperlink>
       <w:r>
@@ -6296,16 +6447,6 @@
     </w:p>
     <w:p/>
     <w:p/>
-    <w:p/>
-    <w:p/>
-    <w:p/>
-    <w:p/>
-    <w:p/>
-    <w:p>
-      <w:pPr>
-        <w:jc w:val="right"/>
-      </w:pPr>
-    </w:p>
     <w:sectPr>
       <w:footerReference w:type="default" r:id="rId18"/>
       <w:pgSz w:w="11906" w:h="16838"/>
@@ -7220,6 +7361,7 @@
   <w:style w:type="paragraph" w:default="1" w:styleId="a">
     <w:name w:val="Normal"/>
     <w:qFormat/>
+    <w:rsid w:val="00165C14"/>
   </w:style>
   <w:style w:type="paragraph" w:styleId="1">
     <w:name w:val="heading 1"/>
@@ -7423,6 +7565,7 @@
   <w:style w:type="character" w:default="1" w:styleId="a0">
     <w:name w:val="Default Paragraph Font"/>
     <w:uiPriority w:val="1"/>
+    <w:semiHidden/>
     <w:unhideWhenUsed/>
   </w:style>
   <w:style w:type="table" w:default="1" w:styleId="a1">

--- a/reports/отчет.docx
+++ b/reports/отчет.docx
@@ -1,10 +1,10 @@
 
 <file path=word/document.xml><?xml version="1.0" encoding="utf-8"?>
-<w:document xmlns:wpc="http://schemas.microsoft.com/office/word/2010/wordprocessingCanvas" xmlns:cx="http://schemas.microsoft.com/office/drawing/2014/chartex" xmlns:cx1="http://schemas.microsoft.com/office/drawing/2015/9/8/chartex" xmlns:cx2="http://schemas.microsoft.com/office/drawing/2015/10/21/chartex" xmlns:cx3="http://schemas.microsoft.com/office/drawing/2016/5/9/chartex" xmlns:cx4="http://schemas.microsoft.com/office/drawing/2016/5/10/chartex" xmlns:cx5="http://schemas.microsoft.com/office/drawing/2016/5/11/chartex" xmlns:cx6="http://schemas.microsoft.com/office/drawing/2016/5/12/chartex" xmlns:cx7="http://schemas.microsoft.com/office/drawing/2016/5/13/chartex" xmlns:cx8="http://schemas.microsoft.com/office/drawing/2016/5/14/chartex" xmlns:mc="http://schemas.openxmlformats.org/markup-compatibility/2006" xmlns:aink="http://schemas.microsoft.com/office/drawing/2016/ink" xmlns:am3d="http://schemas.microsoft.com/office/drawing/2017/model3d" xmlns:o="urn:schemas-microsoft-com:office:office" xmlns:oel="http://schemas.microsoft.com/office/2019/extlst" xmlns:r="http://schemas.openxmlformats.org/officeDocument/2006/relationships" xmlns:m="http://schemas.openxmlformats.org/officeDocument/2006/math" xmlns:v="urn:schemas-microsoft-com:vml" xmlns:wp14="http://schemas.microsoft.com/office/word/2010/wordprocessingDrawing" xmlns:wp="http://schemas.openxmlformats.org/drawingml/2006/wordprocessingDrawing" xmlns:w10="urn:schemas-microsoft-com:office:word" xmlns:w="http://schemas.openxmlformats.org/wordprocessingml/2006/main" xmlns:w14="http://schemas.microsoft.com/office/word/2010/wordml" xmlns:w15="http://schemas.microsoft.com/office/word/2012/wordml" xmlns:w16cex="http://schemas.microsoft.com/office/word/2018/wordml/cex" xmlns:w16cid="http://schemas.microsoft.com/office/word/2016/wordml/cid" xmlns:w16="http://schemas.microsoft.com/office/word/2018/wordml" xmlns:w16du="http://schemas.microsoft.com/office/word/2023/wordml/word16du" xmlns:w16sdtdh="http://schemas.microsoft.com/office/word/2020/wordml/sdtdatahash" xmlns:w16sdtfl="http://schemas.microsoft.com/office/word/2024/wordml/sdtformatlock" xmlns:w16se="http://schemas.microsoft.com/office/word/2015/wordml/symex" xmlns:wpg="http://schemas.microsoft.com/office/word/2010/wordprocessingGroup" xmlns:wpi="http://schemas.microsoft.com/office/word/2010/wordprocessingInk" xmlns:wne="http://schemas.microsoft.com/office/word/2006/wordml" xmlns:wps="http://schemas.microsoft.com/office/word/2010/wordprocessingShape" mc:Ignorable="w14 w15 w16se w16cid w16 w16cex w16sdtdh w16sdtfl w16du wp14">
+<w:document xmlns:wpc="http://schemas.microsoft.com/office/word/2010/wordprocessingCanvas" xmlns:cx="http://schemas.microsoft.com/office/drawing/2014/chartex" xmlns:cx1="http://schemas.microsoft.com/office/drawing/2015/9/8/chartex" xmlns:cx2="http://schemas.microsoft.com/office/drawing/2015/10/21/chartex" xmlns:cx3="http://schemas.microsoft.com/office/drawing/2016/5/9/chartex" xmlns:cx4="http://schemas.microsoft.com/office/drawing/2016/5/10/chartex" xmlns:cx5="http://schemas.microsoft.com/office/drawing/2016/5/11/chartex" xmlns:cx6="http://schemas.microsoft.com/office/drawing/2016/5/12/chartex" xmlns:cx7="http://schemas.microsoft.com/office/drawing/2016/5/13/chartex" xmlns:cx8="http://schemas.microsoft.com/office/drawing/2016/5/14/chartex" xmlns:mc="http://schemas.openxmlformats.org/markup-compatibility/2006" xmlns:aink="http://schemas.microsoft.com/office/drawing/2016/ink" xmlns:am3d="http://schemas.microsoft.com/office/drawing/2017/model3d" xmlns:o="urn:schemas-microsoft-com:office:office" xmlns:r="http://schemas.openxmlformats.org/officeDocument/2006/relationships" xmlns:m="http://schemas.openxmlformats.org/officeDocument/2006/math" xmlns:v="urn:schemas-microsoft-com:vml" xmlns:wp14="http://schemas.microsoft.com/office/word/2010/wordprocessingDrawing" xmlns:wp="http://schemas.openxmlformats.org/drawingml/2006/wordprocessingDrawing" xmlns:w10="urn:schemas-microsoft-com:office:word" xmlns:w="http://schemas.openxmlformats.org/wordprocessingml/2006/main" xmlns:w14="http://schemas.microsoft.com/office/word/2010/wordml" xmlns:w15="http://schemas.microsoft.com/office/word/2012/wordml" xmlns:w16cex="http://schemas.microsoft.com/office/word/2018/wordml/cex" xmlns:w16cid="http://schemas.microsoft.com/office/word/2016/wordml/cid" xmlns:w16="http://schemas.microsoft.com/office/word/2018/wordml" xmlns:w16se="http://schemas.microsoft.com/office/word/2015/wordml/symex" xmlns:wpg="http://schemas.microsoft.com/office/word/2010/wordprocessingGroup" xmlns:wpi="http://schemas.microsoft.com/office/word/2010/wordprocessingInk" xmlns:wne="http://schemas.microsoft.com/office/word/2006/wordml" xmlns:wps="http://schemas.microsoft.com/office/word/2010/wordprocessingShape" mc:Ignorable="w14 w15 w16se w16cid w16 w16cex wp14">
   <w:body>
     <w:p>
       <w:pPr>
-        <w:spacing w:line="240" w:lineRule="auto"/>
+        <w:spacing w:after="0" w:line="240" w:lineRule="auto"/>
         <w:ind w:left="567"/>
         <w:jc w:val="center"/>
         <w:rPr>
@@ -28,7 +28,7 @@
     </w:p>
     <w:p>
       <w:pPr>
-        <w:spacing w:line="240" w:lineRule="auto"/>
+        <w:spacing w:after="0" w:line="240" w:lineRule="auto"/>
         <w:ind w:left="567"/>
         <w:jc w:val="center"/>
         <w:rPr>
@@ -52,7 +52,7 @@
     </w:p>
     <w:p>
       <w:pPr>
-        <w:spacing w:line="240" w:lineRule="auto"/>
+        <w:spacing w:after="0" w:line="240" w:lineRule="auto"/>
         <w:ind w:left="567"/>
         <w:jc w:val="center"/>
         <w:rPr>
@@ -66,7 +66,7 @@
     </w:p>
     <w:p>
       <w:pPr>
-        <w:spacing w:line="240" w:lineRule="auto"/>
+        <w:spacing w:after="0" w:line="240" w:lineRule="auto"/>
         <w:ind w:left="567"/>
         <w:jc w:val="center"/>
         <w:rPr>
@@ -90,7 +90,7 @@
     </w:p>
     <w:p>
       <w:pPr>
-        <w:spacing w:line="240" w:lineRule="auto"/>
+        <w:spacing w:after="0" w:line="240" w:lineRule="auto"/>
         <w:ind w:left="567"/>
         <w:jc w:val="center"/>
         <w:rPr>
@@ -104,7 +104,7 @@
     </w:p>
     <w:p>
       <w:pPr>
-        <w:spacing w:line="240" w:lineRule="auto"/>
+        <w:spacing w:after="0" w:line="240" w:lineRule="auto"/>
         <w:ind w:left="567"/>
         <w:jc w:val="center"/>
         <w:rPr>
@@ -118,7 +118,7 @@
     </w:p>
     <w:p>
       <w:pPr>
-        <w:spacing w:line="240" w:lineRule="auto"/>
+        <w:spacing w:after="0" w:line="240" w:lineRule="auto"/>
         <w:ind w:left="567"/>
         <w:jc w:val="center"/>
         <w:rPr>
@@ -132,7 +132,7 @@
     </w:p>
     <w:p>
       <w:pPr>
-        <w:spacing w:line="240" w:lineRule="auto"/>
+        <w:spacing w:after="0" w:line="240" w:lineRule="auto"/>
         <w:ind w:left="567"/>
         <w:jc w:val="center"/>
         <w:rPr>
@@ -146,7 +146,7 @@
     </w:p>
     <w:p>
       <w:pPr>
-        <w:spacing w:line="240" w:lineRule="auto"/>
+        <w:spacing w:after="0" w:line="240" w:lineRule="auto"/>
         <w:ind w:left="567"/>
         <w:jc w:val="center"/>
         <w:rPr>
@@ -160,7 +160,7 @@
     </w:p>
     <w:p>
       <w:pPr>
-        <w:spacing w:line="240" w:lineRule="auto"/>
+        <w:spacing w:after="0" w:line="240" w:lineRule="auto"/>
         <w:ind w:left="567"/>
         <w:jc w:val="center"/>
         <w:rPr>
@@ -184,7 +184,7 @@
     </w:p>
     <w:p>
       <w:pPr>
-        <w:spacing w:line="240" w:lineRule="auto"/>
+        <w:spacing w:after="0" w:line="240" w:lineRule="auto"/>
         <w:ind w:left="567"/>
         <w:jc w:val="center"/>
         <w:rPr>
@@ -198,7 +198,7 @@
     </w:p>
     <w:p>
       <w:pPr>
-        <w:spacing w:line="240" w:lineRule="auto"/>
+        <w:spacing w:after="0" w:line="240" w:lineRule="auto"/>
         <w:ind w:left="567"/>
         <w:jc w:val="center"/>
         <w:rPr>
@@ -222,7 +222,7 @@
     </w:p>
     <w:p>
       <w:pPr>
-        <w:spacing w:line="240" w:lineRule="auto"/>
+        <w:spacing w:after="0" w:line="240" w:lineRule="auto"/>
         <w:ind w:left="567"/>
         <w:jc w:val="center"/>
         <w:rPr>
@@ -246,7 +246,7 @@
     </w:p>
     <w:p>
       <w:pPr>
-        <w:spacing w:line="240" w:lineRule="auto"/>
+        <w:spacing w:after="0" w:line="240" w:lineRule="auto"/>
         <w:ind w:left="567"/>
         <w:jc w:val="center"/>
         <w:rPr>
@@ -260,7 +260,7 @@
     </w:p>
     <w:p>
       <w:pPr>
-        <w:spacing w:line="240" w:lineRule="auto"/>
+        <w:spacing w:after="0" w:line="240" w:lineRule="auto"/>
         <w:ind w:left="567"/>
         <w:jc w:val="center"/>
         <w:rPr>
@@ -284,7 +284,7 @@
     </w:p>
     <w:p>
       <w:pPr>
-        <w:spacing w:line="240" w:lineRule="auto"/>
+        <w:spacing w:after="0" w:line="240" w:lineRule="auto"/>
         <w:ind w:left="567"/>
         <w:jc w:val="center"/>
         <w:rPr>
@@ -329,7 +329,7 @@
     </w:p>
     <w:p>
       <w:pPr>
-        <w:spacing w:line="240" w:lineRule="auto"/>
+        <w:spacing w:after="0" w:line="240" w:lineRule="auto"/>
         <w:ind w:left="567"/>
         <w:jc w:val="center"/>
         <w:rPr>
@@ -343,7 +343,7 @@
     </w:p>
     <w:p>
       <w:pPr>
-        <w:spacing w:line="240" w:lineRule="auto"/>
+        <w:spacing w:after="0" w:line="240" w:lineRule="auto"/>
         <w:ind w:left="567"/>
         <w:jc w:val="center"/>
         <w:rPr>
@@ -357,19 +357,91 @@
     </w:p>
     <w:p>
       <w:pPr>
-        <w:spacing w:line="240" w:lineRule="auto"/>
-        <w:rPr>
-          <w:rFonts w:ascii="Times New Roman" w:hAnsi="Times New Roman" w:cs="Times New Roman"/>
-          <w:b/>
-          <w:bCs/>
-          <w:sz w:val="28"/>
-          <w:szCs w:val="28"/>
-        </w:rPr>
-      </w:pPr>
-    </w:p>
-    <w:p>
-      <w:pPr>
-        <w:spacing w:line="240" w:lineRule="auto"/>
+        <w:spacing w:after="0" w:line="240" w:lineRule="auto"/>
+        <w:rPr>
+          <w:rFonts w:ascii="Times New Roman" w:hAnsi="Times New Roman" w:cs="Times New Roman"/>
+          <w:b/>
+          <w:bCs/>
+          <w:sz w:val="28"/>
+          <w:szCs w:val="28"/>
+        </w:rPr>
+      </w:pPr>
+    </w:p>
+    <w:p>
+      <w:pPr>
+        <w:spacing w:after="0" w:line="240" w:lineRule="auto"/>
+        <w:rPr>
+          <w:rFonts w:ascii="Times New Roman" w:hAnsi="Times New Roman" w:cs="Times New Roman"/>
+          <w:b/>
+          <w:bCs/>
+          <w:sz w:val="28"/>
+          <w:szCs w:val="28"/>
+        </w:rPr>
+      </w:pPr>
+    </w:p>
+    <w:p>
+      <w:pPr>
+        <w:spacing w:after="0" w:line="240" w:lineRule="auto"/>
+        <w:rPr>
+          <w:rFonts w:ascii="Times New Roman" w:hAnsi="Times New Roman" w:cs="Times New Roman"/>
+          <w:b/>
+          <w:bCs/>
+          <w:sz w:val="28"/>
+          <w:szCs w:val="28"/>
+        </w:rPr>
+      </w:pPr>
+    </w:p>
+    <w:p>
+      <w:pPr>
+        <w:spacing w:after="0" w:line="240" w:lineRule="auto"/>
+        <w:rPr>
+          <w:rFonts w:ascii="Times New Roman" w:hAnsi="Times New Roman" w:cs="Times New Roman"/>
+          <w:b/>
+          <w:bCs/>
+          <w:sz w:val="28"/>
+          <w:szCs w:val="28"/>
+        </w:rPr>
+      </w:pPr>
+    </w:p>
+    <w:p>
+      <w:pPr>
+        <w:spacing w:after="0" w:line="240" w:lineRule="auto"/>
+        <w:rPr>
+          <w:rFonts w:ascii="Times New Roman" w:hAnsi="Times New Roman" w:cs="Times New Roman"/>
+          <w:b/>
+          <w:bCs/>
+          <w:sz w:val="28"/>
+          <w:szCs w:val="28"/>
+        </w:rPr>
+      </w:pPr>
+    </w:p>
+    <w:p>
+      <w:pPr>
+        <w:spacing w:after="0" w:line="240" w:lineRule="auto"/>
+        <w:rPr>
+          <w:rFonts w:ascii="Times New Roman" w:hAnsi="Times New Roman" w:cs="Times New Roman"/>
+          <w:b/>
+          <w:bCs/>
+          <w:sz w:val="28"/>
+          <w:szCs w:val="28"/>
+        </w:rPr>
+      </w:pPr>
+    </w:p>
+    <w:p>
+      <w:pPr>
+        <w:spacing w:after="0" w:line="240" w:lineRule="auto"/>
+        <w:rPr>
+          <w:rFonts w:ascii="Times New Roman" w:hAnsi="Times New Roman" w:cs="Times New Roman"/>
+          <w:b/>
+          <w:bCs/>
+          <w:sz w:val="28"/>
+          <w:szCs w:val="28"/>
+        </w:rPr>
+      </w:pPr>
+    </w:p>
+    <w:p>
+      <w:pPr>
+        <w:spacing w:after="0" w:line="240" w:lineRule="auto"/>
         <w:ind w:left="4956"/>
         <w:jc w:val="both"/>
         <w:rPr>
@@ -389,7 +461,7 @@
     </w:p>
     <w:p>
       <w:pPr>
-        <w:spacing w:line="240" w:lineRule="auto"/>
+        <w:spacing w:after="0" w:line="240" w:lineRule="auto"/>
         <w:ind w:left="4956"/>
         <w:jc w:val="both"/>
         <w:rPr>
@@ -409,7 +481,7 @@
     </w:p>
     <w:p>
       <w:pPr>
-        <w:spacing w:line="240" w:lineRule="auto"/>
+        <w:spacing w:after="0" w:line="240" w:lineRule="auto"/>
         <w:ind w:left="4956"/>
         <w:jc w:val="both"/>
         <w:rPr>
@@ -430,12 +502,34 @@
           <w:szCs w:val="28"/>
           <w:u w:val="single"/>
         </w:rPr>
-        <w:t>Захарченко Степан Дмитриевич</w:t>
-      </w:r>
-    </w:p>
-    <w:p>
-      <w:pPr>
-        <w:spacing w:line="240" w:lineRule="auto"/>
+        <w:t>Захарченко</w:t>
+      </w:r>
+      <w:r>
+        <w:rPr>
+          <w:rFonts w:ascii="Times New Roman" w:hAnsi="Times New Roman" w:cs="Times New Roman"/>
+          <w:b/>
+          <w:bCs/>
+          <w:sz w:val="28"/>
+          <w:szCs w:val="28"/>
+          <w:u w:val="single"/>
+        </w:rPr>
+        <w:t xml:space="preserve"> </w:t>
+      </w:r>
+      <w:r>
+        <w:rPr>
+          <w:rFonts w:ascii="Times New Roman" w:hAnsi="Times New Roman" w:cs="Times New Roman"/>
+          <w:b/>
+          <w:bCs/>
+          <w:sz w:val="28"/>
+          <w:szCs w:val="28"/>
+          <w:u w:val="single"/>
+        </w:rPr>
+        <w:t>Степан Дмитриевич</w:t>
+      </w:r>
+    </w:p>
+    <w:p>
+      <w:pPr>
+        <w:spacing w:after="0" w:line="240" w:lineRule="auto"/>
         <w:ind w:left="4956"/>
         <w:jc w:val="both"/>
         <w:rPr>
@@ -448,7 +542,7 @@
     </w:p>
     <w:p>
       <w:pPr>
-        <w:spacing w:line="240" w:lineRule="auto"/>
+        <w:spacing w:after="0" w:line="240" w:lineRule="auto"/>
         <w:ind w:left="4956"/>
         <w:jc w:val="both"/>
         <w:rPr>
@@ -468,7 +562,7 @@
     </w:p>
     <w:p>
       <w:pPr>
-        <w:spacing w:line="240" w:lineRule="auto"/>
+        <w:spacing w:after="0" w:line="240" w:lineRule="auto"/>
         <w:ind w:left="4956"/>
         <w:jc w:val="both"/>
         <w:rPr>
@@ -544,7 +638,7 @@
     </w:p>
     <w:p>
       <w:pPr>
-        <w:spacing w:line="240" w:lineRule="auto"/>
+        <w:spacing w:after="0" w:line="240" w:lineRule="auto"/>
         <w:ind w:left="567"/>
         <w:jc w:val="right"/>
         <w:rPr>
@@ -557,7 +651,7 @@
     </w:p>
     <w:p>
       <w:pPr>
-        <w:spacing w:line="240" w:lineRule="auto"/>
+        <w:spacing w:after="0" w:line="240" w:lineRule="auto"/>
         <w:ind w:left="567"/>
         <w:jc w:val="right"/>
         <w:rPr>
@@ -570,7 +664,7 @@
     </w:p>
     <w:p>
       <w:pPr>
-        <w:spacing w:line="240" w:lineRule="auto"/>
+        <w:spacing w:after="0" w:line="240" w:lineRule="auto"/>
         <w:rPr>
           <w:rFonts w:ascii="Times New Roman" w:hAnsi="Times New Roman" w:cs="Times New Roman"/>
           <w:sz w:val="28"/>
@@ -581,7 +675,7 @@
     </w:p>
     <w:p>
       <w:pPr>
-        <w:spacing w:line="240" w:lineRule="auto"/>
+        <w:spacing w:after="0" w:line="240" w:lineRule="auto"/>
         <w:jc w:val="center"/>
         <w:rPr>
           <w:rFonts w:ascii="Times New Roman" w:hAnsi="Times New Roman" w:cs="Times New Roman"/>
@@ -591,6 +685,110 @@
           <w:szCs w:val="28"/>
         </w:rPr>
       </w:pPr>
+    </w:p>
+    <w:p>
+      <w:pPr>
+        <w:spacing w:after="0" w:line="240" w:lineRule="auto"/>
+        <w:jc w:val="center"/>
+        <w:rPr>
+          <w:rFonts w:ascii="Times New Roman" w:hAnsi="Times New Roman" w:cs="Times New Roman"/>
+          <w:b/>
+          <w:bCs/>
+          <w:sz w:val="28"/>
+          <w:szCs w:val="28"/>
+        </w:rPr>
+      </w:pPr>
+    </w:p>
+    <w:p>
+      <w:pPr>
+        <w:spacing w:after="0" w:line="240" w:lineRule="auto"/>
+        <w:jc w:val="center"/>
+        <w:rPr>
+          <w:rFonts w:ascii="Times New Roman" w:hAnsi="Times New Roman" w:cs="Times New Roman"/>
+          <w:b/>
+          <w:bCs/>
+          <w:sz w:val="28"/>
+          <w:szCs w:val="28"/>
+        </w:rPr>
+      </w:pPr>
+    </w:p>
+    <w:p>
+      <w:pPr>
+        <w:spacing w:after="0" w:line="240" w:lineRule="auto"/>
+        <w:jc w:val="center"/>
+        <w:rPr>
+          <w:rFonts w:ascii="Times New Roman" w:hAnsi="Times New Roman" w:cs="Times New Roman"/>
+          <w:b/>
+          <w:bCs/>
+          <w:sz w:val="28"/>
+          <w:szCs w:val="28"/>
+        </w:rPr>
+      </w:pPr>
+    </w:p>
+    <w:p>
+      <w:pPr>
+        <w:spacing w:after="0" w:line="240" w:lineRule="auto"/>
+        <w:jc w:val="center"/>
+        <w:rPr>
+          <w:rFonts w:ascii="Times New Roman" w:hAnsi="Times New Roman" w:cs="Times New Roman"/>
+          <w:b/>
+          <w:bCs/>
+          <w:sz w:val="28"/>
+          <w:szCs w:val="28"/>
+        </w:rPr>
+      </w:pPr>
+    </w:p>
+    <w:p>
+      <w:pPr>
+        <w:spacing w:after="0" w:line="240" w:lineRule="auto"/>
+        <w:jc w:val="center"/>
+        <w:rPr>
+          <w:rFonts w:ascii="Times New Roman" w:hAnsi="Times New Roman" w:cs="Times New Roman"/>
+          <w:b/>
+          <w:bCs/>
+          <w:sz w:val="28"/>
+          <w:szCs w:val="28"/>
+        </w:rPr>
+      </w:pPr>
+    </w:p>
+    <w:p>
+      <w:pPr>
+        <w:spacing w:after="0" w:line="240" w:lineRule="auto"/>
+        <w:jc w:val="center"/>
+        <w:rPr>
+          <w:rFonts w:ascii="Times New Roman" w:hAnsi="Times New Roman" w:cs="Times New Roman"/>
+          <w:b/>
+          <w:bCs/>
+          <w:sz w:val="28"/>
+          <w:szCs w:val="28"/>
+        </w:rPr>
+      </w:pPr>
+    </w:p>
+    <w:p>
+      <w:pPr>
+        <w:spacing w:after="0" w:line="240" w:lineRule="auto"/>
+        <w:jc w:val="center"/>
+        <w:rPr>
+          <w:rFonts w:ascii="Times New Roman" w:hAnsi="Times New Roman" w:cs="Times New Roman"/>
+          <w:b/>
+          <w:bCs/>
+          <w:sz w:val="28"/>
+          <w:szCs w:val="28"/>
+        </w:rPr>
+      </w:pPr>
+    </w:p>
+    <w:p>
+      <w:pPr>
+        <w:spacing w:after="0" w:line="240" w:lineRule="auto"/>
+        <w:jc w:val="center"/>
+        <w:rPr>
+          <w:rFonts w:ascii="Times New Roman" w:hAnsi="Times New Roman" w:cs="Times New Roman"/>
+          <w:b/>
+          <w:bCs/>
+          <w:sz w:val="28"/>
+          <w:szCs w:val="28"/>
+        </w:rPr>
+      </w:pPr>
       <w:r>
         <w:rPr>
           <w:rFonts w:ascii="Times New Roman" w:hAnsi="Times New Roman" w:cs="Times New Roman"/>
@@ -621,10 +819,20 @@
         </w:rPr>
         <w:t xml:space="preserve"> 2026</w:t>
       </w:r>
-    </w:p>
-    <w:p>
-      <w:pPr>
-        <w:spacing w:line="240" w:lineRule="auto"/>
+      <w:r>
+        <w:rPr>
+          <w:rFonts w:ascii="Times New Roman" w:hAnsi="Times New Roman" w:cs="Times New Roman"/>
+          <w:b/>
+          <w:bCs/>
+          <w:sz w:val="28"/>
+          <w:szCs w:val="28"/>
+        </w:rPr>
+        <w:br w:type="page"/>
+      </w:r>
+    </w:p>
+    <w:p>
+      <w:pPr>
+        <w:spacing w:after="0" w:line="240" w:lineRule="auto"/>
         <w:jc w:val="center"/>
         <w:rPr>
           <w:rFonts w:ascii="Times New Roman" w:hAnsi="Times New Roman" w:cs="Times New Roman"/>
@@ -648,7 +856,7 @@
     </w:p>
     <w:p>
       <w:pPr>
-        <w:spacing w:line="240" w:lineRule="auto"/>
+        <w:spacing w:after="0" w:line="240" w:lineRule="auto"/>
         <w:jc w:val="center"/>
         <w:rPr>
           <w:rFonts w:ascii="Times New Roman" w:hAnsi="Times New Roman" w:cs="Times New Roman"/>
@@ -661,20 +869,7 @@
     </w:p>
     <w:p>
       <w:pPr>
-        <w:spacing w:line="240" w:lineRule="auto"/>
-        <w:jc w:val="center"/>
-        <w:rPr>
-          <w:rFonts w:ascii="Times New Roman" w:hAnsi="Times New Roman" w:cs="Times New Roman"/>
-          <w:b/>
-          <w:bCs/>
-          <w:sz w:val="28"/>
-          <w:szCs w:val="28"/>
-        </w:rPr>
-      </w:pPr>
-    </w:p>
-    <w:p>
-      <w:pPr>
-        <w:spacing w:line="240" w:lineRule="auto"/>
+        <w:spacing w:after="0" w:line="240" w:lineRule="auto"/>
         <w:jc w:val="both"/>
         <w:rPr>
           <w:rFonts w:ascii="Times New Roman" w:hAnsi="Times New Roman" w:cs="Times New Roman"/>
@@ -697,7 +892,7 @@
     </w:p>
     <w:p>
       <w:pPr>
-        <w:spacing w:line="240" w:lineRule="auto"/>
+        <w:spacing w:after="0" w:line="240" w:lineRule="auto"/>
         <w:jc w:val="both"/>
         <w:rPr>
           <w:rFonts w:ascii="Times New Roman" w:hAnsi="Times New Roman" w:cs="Times New Roman"/>
@@ -716,7 +911,7 @@
     </w:p>
     <w:p>
       <w:pPr>
-        <w:spacing w:line="240" w:lineRule="auto"/>
+        <w:spacing w:after="0" w:line="240" w:lineRule="auto"/>
         <w:jc w:val="both"/>
         <w:rPr>
           <w:rFonts w:ascii="Times New Roman" w:hAnsi="Times New Roman" w:cs="Times New Roman"/>
@@ -771,7 +966,7 @@
     </w:p>
     <w:p>
       <w:pPr>
-        <w:spacing w:line="240" w:lineRule="auto"/>
+        <w:spacing w:after="0" w:line="240" w:lineRule="auto"/>
         <w:jc w:val="both"/>
         <w:rPr>
           <w:rFonts w:ascii="Times New Roman" w:hAnsi="Times New Roman" w:cs="Times New Roman"/>
@@ -790,7 +985,7 @@
     </w:p>
     <w:p>
       <w:pPr>
-        <w:spacing w:line="240" w:lineRule="auto"/>
+        <w:spacing w:after="0" w:line="240" w:lineRule="auto"/>
         <w:jc w:val="both"/>
         <w:rPr>
           <w:rFonts w:ascii="Times New Roman" w:hAnsi="Times New Roman" w:cs="Times New Roman"/>
@@ -809,7 +1004,7 @@
     </w:p>
     <w:p>
       <w:pPr>
-        <w:spacing w:line="240" w:lineRule="auto"/>
+        <w:spacing w:after="0" w:line="240" w:lineRule="auto"/>
         <w:jc w:val="both"/>
         <w:rPr>
           <w:rFonts w:ascii="Times New Roman" w:hAnsi="Times New Roman" w:cs="Times New Roman"/>
@@ -828,18 +1023,18 @@
     </w:p>
     <w:p>
       <w:pPr>
-        <w:spacing w:line="240" w:lineRule="auto"/>
-        <w:jc w:val="both"/>
-        <w:rPr>
-          <w:rFonts w:ascii="Times New Roman" w:hAnsi="Times New Roman" w:cs="Times New Roman"/>
-          <w:sz w:val="28"/>
-          <w:szCs w:val="28"/>
-        </w:rPr>
-      </w:pPr>
-    </w:p>
-    <w:p>
-      <w:pPr>
-        <w:spacing w:line="240" w:lineRule="auto"/>
+        <w:spacing w:after="0" w:line="240" w:lineRule="auto"/>
+        <w:jc w:val="both"/>
+        <w:rPr>
+          <w:rFonts w:ascii="Times New Roman" w:hAnsi="Times New Roman" w:cs="Times New Roman"/>
+          <w:sz w:val="28"/>
+          <w:szCs w:val="28"/>
+        </w:rPr>
+      </w:pPr>
+    </w:p>
+    <w:p>
+      <w:pPr>
+        <w:spacing w:after="0" w:line="240" w:lineRule="auto"/>
         <w:jc w:val="both"/>
         <w:rPr>
           <w:rFonts w:ascii="Times New Roman" w:hAnsi="Times New Roman" w:cs="Times New Roman"/>
@@ -867,7 +1062,7 @@
           <w:ilvl w:val="0"/>
           <w:numId w:val="1"/>
         </w:numPr>
-        <w:spacing w:line="240" w:lineRule="auto"/>
+        <w:spacing w:after="0" w:line="240" w:lineRule="auto"/>
         <w:jc w:val="both"/>
         <w:rPr>
           <w:rFonts w:ascii="Times New Roman" w:hAnsi="Times New Roman" w:cs="Times New Roman"/>
@@ -891,7 +1086,7 @@
           <w:ilvl w:val="0"/>
           <w:numId w:val="1"/>
         </w:numPr>
-        <w:spacing w:line="240" w:lineRule="auto"/>
+        <w:spacing w:after="0" w:line="240" w:lineRule="auto"/>
         <w:jc w:val="both"/>
         <w:rPr>
           <w:rFonts w:ascii="Times New Roman" w:hAnsi="Times New Roman" w:cs="Times New Roman"/>
@@ -932,7 +1127,7 @@
           <w:ilvl w:val="0"/>
           <w:numId w:val="1"/>
         </w:numPr>
-        <w:spacing w:line="240" w:lineRule="auto"/>
+        <w:spacing w:after="0" w:line="240" w:lineRule="auto"/>
         <w:jc w:val="both"/>
         <w:rPr>
           <w:rFonts w:ascii="Times New Roman" w:hAnsi="Times New Roman" w:cs="Times New Roman"/>
@@ -956,7 +1151,7 @@
           <w:ilvl w:val="0"/>
           <w:numId w:val="1"/>
         </w:numPr>
-        <w:spacing w:line="240" w:lineRule="auto"/>
+        <w:spacing w:after="0" w:line="240" w:lineRule="auto"/>
         <w:jc w:val="both"/>
         <w:rPr>
           <w:rFonts w:ascii="Times New Roman" w:hAnsi="Times New Roman" w:cs="Times New Roman"/>
@@ -976,29 +1171,18 @@
     <w:p>
       <w:pPr>
         <w:pStyle w:val="a7"/>
-        <w:spacing w:line="240" w:lineRule="auto"/>
-        <w:jc w:val="both"/>
-        <w:rPr>
-          <w:rFonts w:ascii="Times New Roman" w:hAnsi="Times New Roman" w:cs="Times New Roman"/>
-          <w:sz w:val="28"/>
-          <w:szCs w:val="28"/>
-        </w:rPr>
-      </w:pPr>
-    </w:p>
-    <w:p>
-      <w:pPr>
-        <w:spacing w:line="240" w:lineRule="auto"/>
-        <w:jc w:val="both"/>
-        <w:rPr>
-          <w:rFonts w:ascii="Times New Roman" w:hAnsi="Times New Roman" w:cs="Times New Roman"/>
-          <w:sz w:val="28"/>
-          <w:szCs w:val="28"/>
-        </w:rPr>
-      </w:pPr>
-    </w:p>
-    <w:p>
-      <w:pPr>
-        <w:spacing w:line="240" w:lineRule="auto"/>
+        <w:spacing w:after="0" w:line="240" w:lineRule="auto"/>
+        <w:jc w:val="both"/>
+        <w:rPr>
+          <w:rFonts w:ascii="Times New Roman" w:hAnsi="Times New Roman" w:cs="Times New Roman"/>
+          <w:sz w:val="28"/>
+          <w:szCs w:val="28"/>
+        </w:rPr>
+      </w:pPr>
+    </w:p>
+    <w:p>
+      <w:pPr>
+        <w:spacing w:after="0" w:line="240" w:lineRule="auto"/>
         <w:jc w:val="center"/>
         <w:rPr>
           <w:rFonts w:ascii="Times New Roman" w:hAnsi="Times New Roman" w:cs="Times New Roman"/>
@@ -1021,7 +1205,7 @@
     </w:p>
     <w:p>
       <w:pPr>
-        <w:spacing w:line="240" w:lineRule="auto"/>
+        <w:spacing w:after="0" w:line="240" w:lineRule="auto"/>
         <w:jc w:val="center"/>
         <w:rPr>
           <w:rFonts w:ascii="Times New Roman" w:hAnsi="Times New Roman" w:cs="Times New Roman"/>
@@ -1056,7 +1240,7 @@
     </w:p>
     <w:p>
       <w:pPr>
-        <w:spacing w:line="240" w:lineRule="auto"/>
+        <w:spacing w:after="0" w:line="240" w:lineRule="auto"/>
         <w:jc w:val="both"/>
         <w:rPr>
           <w:rFonts w:ascii="Times New Roman" w:hAnsi="Times New Roman" w:cs="Times New Roman"/>
@@ -1111,7 +1295,7 @@
     </w:p>
     <w:p>
       <w:pPr>
-        <w:spacing w:line="240" w:lineRule="auto"/>
+        <w:spacing w:after="0" w:line="240" w:lineRule="auto"/>
         <w:jc w:val="both"/>
         <w:rPr>
           <w:rFonts w:ascii="Times New Roman" w:eastAsiaTheme="minorEastAsia" w:hAnsi="Times New Roman" w:cs="Times New Roman"/>
@@ -1401,7 +1585,7 @@
     </w:p>
     <w:p>
       <w:pPr>
-        <w:spacing w:line="240" w:lineRule="auto"/>
+        <w:spacing w:after="0" w:line="240" w:lineRule="auto"/>
         <w:jc w:val="both"/>
         <w:rPr>
           <w:rFonts w:ascii="Times New Roman" w:eastAsiaTheme="minorEastAsia" w:hAnsi="Times New Roman" w:cs="Times New Roman"/>
@@ -1456,18 +1640,18 @@
     </w:p>
     <w:p>
       <w:pPr>
-        <w:spacing w:line="240" w:lineRule="auto"/>
-        <w:jc w:val="both"/>
-        <w:rPr>
-          <w:rFonts w:ascii="Times New Roman" w:eastAsiaTheme="minorEastAsia" w:hAnsi="Times New Roman" w:cs="Times New Roman"/>
-          <w:sz w:val="28"/>
-          <w:szCs w:val="28"/>
-        </w:rPr>
-      </w:pPr>
-    </w:p>
-    <w:p>
-      <w:pPr>
-        <w:spacing w:line="240" w:lineRule="auto"/>
+        <w:spacing w:after="0" w:line="240" w:lineRule="auto"/>
+        <w:jc w:val="both"/>
+        <w:rPr>
+          <w:rFonts w:ascii="Times New Roman" w:eastAsiaTheme="minorEastAsia" w:hAnsi="Times New Roman" w:cs="Times New Roman"/>
+          <w:sz w:val="28"/>
+          <w:szCs w:val="28"/>
+        </w:rPr>
+      </w:pPr>
+    </w:p>
+    <w:p>
+      <w:pPr>
+        <w:spacing w:after="0" w:line="240" w:lineRule="auto"/>
         <w:jc w:val="center"/>
         <w:rPr>
           <w:rFonts w:ascii="Times New Roman" w:eastAsiaTheme="minorEastAsia" w:hAnsi="Times New Roman" w:cs="Times New Roman"/>
@@ -1490,7 +1674,7 @@
     </w:p>
     <w:p>
       <w:pPr>
-        <w:spacing w:line="240" w:lineRule="auto"/>
+        <w:spacing w:after="0" w:line="240" w:lineRule="auto"/>
         <w:jc w:val="both"/>
         <w:rPr>
           <w:rFonts w:ascii="Times New Roman" w:eastAsiaTheme="minorEastAsia" w:hAnsi="Times New Roman" w:cs="Times New Roman"/>
@@ -1800,7 +1984,7 @@
     </w:p>
     <w:p>
       <w:pPr>
-        <w:spacing w:line="240" w:lineRule="auto"/>
+        <w:spacing w:after="0" w:line="240" w:lineRule="auto"/>
         <w:jc w:val="both"/>
         <w:rPr>
           <w:rFonts w:ascii="Times New Roman" w:eastAsiaTheme="minorEastAsia" w:hAnsi="Times New Roman" w:cs="Times New Roman"/>
@@ -1823,7 +2007,7 @@
     </w:p>
     <w:p>
       <w:pPr>
-        <w:spacing w:line="240" w:lineRule="auto"/>
+        <w:spacing w:after="0" w:line="240" w:lineRule="auto"/>
         <w:jc w:val="both"/>
         <w:rPr>
           <w:rFonts w:ascii="Times New Roman" w:eastAsiaTheme="minorEastAsia" w:hAnsi="Times New Roman" w:cs="Times New Roman"/>
@@ -2171,17 +2355,14 @@
         </w:rPr>
         <w:t>а последовательность</w:t>
       </w:r>
-    </w:p>
-    <w:p>
-      <w:pPr>
-        <w:spacing w:line="240" w:lineRule="auto"/>
-        <w:jc w:val="both"/>
-        <w:rPr>
-          <w:rFonts w:ascii="Times New Roman" w:eastAsiaTheme="minorEastAsia" w:hAnsi="Times New Roman" w:cs="Times New Roman"/>
-          <w:sz w:val="28"/>
-          <w:szCs w:val="28"/>
-        </w:rPr>
-      </w:pPr>
+      <w:r>
+        <w:rPr>
+          <w:rFonts w:ascii="Times New Roman" w:eastAsiaTheme="minorEastAsia" w:hAnsi="Times New Roman" w:cs="Times New Roman"/>
+          <w:sz w:val="28"/>
+          <w:szCs w:val="28"/>
+        </w:rPr>
+        <w:br/>
+      </w:r>
       <m:oMath>
         <m:r>
           <w:rPr>
@@ -2366,18 +2547,18 @@
     </w:p>
     <w:p>
       <w:pPr>
-        <w:spacing w:line="240" w:lineRule="auto"/>
-        <w:jc w:val="both"/>
-        <w:rPr>
-          <w:rFonts w:ascii="Times New Roman" w:eastAsiaTheme="minorEastAsia" w:hAnsi="Times New Roman" w:cs="Times New Roman"/>
-          <w:sz w:val="28"/>
-          <w:szCs w:val="28"/>
-        </w:rPr>
-      </w:pPr>
-    </w:p>
-    <w:p>
-      <w:pPr>
-        <w:spacing w:line="240" w:lineRule="auto"/>
+        <w:spacing w:after="0" w:line="240" w:lineRule="auto"/>
+        <w:jc w:val="both"/>
+        <w:rPr>
+          <w:rFonts w:ascii="Times New Roman" w:eastAsiaTheme="minorEastAsia" w:hAnsi="Times New Roman" w:cs="Times New Roman"/>
+          <w:sz w:val="28"/>
+          <w:szCs w:val="28"/>
+        </w:rPr>
+      </w:pPr>
+    </w:p>
+    <w:p>
+      <w:pPr>
+        <w:spacing w:after="0" w:line="240" w:lineRule="auto"/>
         <w:jc w:val="center"/>
         <w:rPr>
           <w:rFonts w:ascii="Times New Roman" w:eastAsiaTheme="minorEastAsia" w:hAnsi="Times New Roman" w:cs="Times New Roman"/>
@@ -2412,7 +2593,7 @@
     </w:p>
     <w:p>
       <w:pPr>
-        <w:spacing w:line="240" w:lineRule="auto"/>
+        <w:spacing w:after="0" w:line="240" w:lineRule="auto"/>
         <w:jc w:val="both"/>
         <w:rPr>
           <w:rFonts w:ascii="Times New Roman" w:eastAsiaTheme="minorEastAsia" w:hAnsi="Times New Roman" w:cs="Times New Roman"/>
@@ -2468,7 +2649,7 @@
     </w:p>
     <w:p>
       <w:pPr>
-        <w:spacing w:line="240" w:lineRule="auto"/>
+        <w:spacing w:after="0" w:line="240" w:lineRule="auto"/>
         <w:jc w:val="center"/>
         <w:rPr>
           <w:rFonts w:ascii="Times New Roman" w:eastAsiaTheme="minorEastAsia" w:hAnsi="Times New Roman" w:cs="Times New Roman"/>
@@ -2506,7 +2687,15 @@
                   <w:sz w:val="28"/>
                   <w:szCs w:val="28"/>
                 </w:rPr>
-                <m:t>n+1</m:t>
+                <m:t>n</m:t>
+              </m:r>
+              <m:r>
+                <w:rPr>
+                  <w:rFonts w:ascii="Cambria Math" w:eastAsiaTheme="minorEastAsia" w:hAnsi="Cambria Math" w:cs="Times New Roman"/>
+                  <w:sz w:val="28"/>
+                  <w:szCs w:val="28"/>
+                </w:rPr>
+                <m:t>+1</m:t>
               </m:r>
             </m:sub>
           </m:sSub>
@@ -2628,7 +2817,15 @@
                   <w:sz w:val="28"/>
                   <w:szCs w:val="28"/>
                 </w:rPr>
-                <m:t>f'</m:t>
+                <m:t>f</m:t>
+              </m:r>
+              <m:r>
+                <w:rPr>
+                  <w:rFonts w:ascii="Cambria Math" w:eastAsiaTheme="minorEastAsia" w:hAnsi="Cambria Math" w:cs="Times New Roman"/>
+                  <w:sz w:val="28"/>
+                  <w:szCs w:val="28"/>
+                </w:rPr>
+                <m:t>'</m:t>
               </m:r>
               <m:d>
                 <m:dPr>
@@ -2681,7 +2878,7 @@
     </w:p>
     <w:p>
       <w:pPr>
-        <w:spacing w:line="240" w:lineRule="auto"/>
+        <w:spacing w:after="0" w:line="240" w:lineRule="auto"/>
         <w:jc w:val="both"/>
         <w:rPr>
           <w:rFonts w:ascii="Times New Roman" w:eastAsiaTheme="minorEastAsia" w:hAnsi="Times New Roman" w:cs="Times New Roman"/>
@@ -2704,7 +2901,7 @@
     </w:p>
     <w:p>
       <w:pPr>
-        <w:spacing w:line="240" w:lineRule="auto"/>
+        <w:spacing w:after="0" w:line="240" w:lineRule="auto"/>
         <w:jc w:val="both"/>
         <w:rPr>
           <w:rFonts w:ascii="Times New Roman" w:eastAsiaTheme="minorEastAsia" w:hAnsi="Times New Roman" w:cs="Times New Roman"/>
@@ -3005,18 +3202,18 @@
     </w:p>
     <w:p>
       <w:pPr>
-        <w:spacing w:line="240" w:lineRule="auto"/>
-        <w:jc w:val="both"/>
-        <w:rPr>
-          <w:rFonts w:ascii="Times New Roman" w:eastAsiaTheme="minorEastAsia" w:hAnsi="Times New Roman" w:cs="Times New Roman"/>
-          <w:sz w:val="28"/>
-          <w:szCs w:val="28"/>
-        </w:rPr>
-      </w:pPr>
-    </w:p>
-    <w:p>
-      <w:pPr>
-        <w:spacing w:line="240" w:lineRule="auto"/>
+        <w:spacing w:after="0" w:line="240" w:lineRule="auto"/>
+        <w:jc w:val="both"/>
+        <w:rPr>
+          <w:rFonts w:ascii="Times New Roman" w:eastAsiaTheme="minorEastAsia" w:hAnsi="Times New Roman" w:cs="Times New Roman"/>
+          <w:sz w:val="28"/>
+          <w:szCs w:val="28"/>
+        </w:rPr>
+      </w:pPr>
+    </w:p>
+    <w:p>
+      <w:pPr>
+        <w:spacing w:after="0" w:line="240" w:lineRule="auto"/>
         <w:jc w:val="center"/>
         <w:rPr>
           <w:rFonts w:ascii="Times New Roman" w:eastAsiaTheme="minorEastAsia" w:hAnsi="Times New Roman" w:cs="Times New Roman"/>
@@ -3039,7 +3236,7 @@
     </w:p>
     <w:p>
       <w:pPr>
-        <w:spacing w:line="240" w:lineRule="auto"/>
+        <w:spacing w:after="0" w:line="240" w:lineRule="auto"/>
         <w:jc w:val="both"/>
         <w:rPr>
           <w:rFonts w:ascii="Times New Roman" w:eastAsiaTheme="minorEastAsia" w:hAnsi="Times New Roman" w:cs="Times New Roman"/>
@@ -3058,7 +3255,7 @@
     </w:p>
     <w:p>
       <w:pPr>
-        <w:spacing w:line="240" w:lineRule="auto"/>
+        <w:spacing w:after="0" w:line="240" w:lineRule="auto"/>
         <w:jc w:val="both"/>
         <w:rPr>
           <w:rFonts w:ascii="Times New Roman" w:eastAsiaTheme="minorEastAsia" w:hAnsi="Times New Roman" w:cs="Times New Roman"/>
@@ -3077,7 +3274,7 @@
     </w:p>
     <w:p>
       <w:pPr>
-        <w:spacing w:line="240" w:lineRule="auto"/>
+        <w:spacing w:after="0" w:line="240" w:lineRule="auto"/>
         <w:jc w:val="center"/>
         <w:rPr>
           <w:rFonts w:ascii="Times New Roman" w:eastAsiaTheme="minorEastAsia" w:hAnsi="Times New Roman" w:cs="Times New Roman"/>
@@ -3115,7 +3312,15 @@
                   <w:sz w:val="28"/>
                   <w:szCs w:val="28"/>
                 </w:rPr>
-                <m:t>n+1</m:t>
+                <m:t>n</m:t>
+              </m:r>
+              <m:r>
+                <w:rPr>
+                  <w:rFonts w:ascii="Cambria Math" w:eastAsiaTheme="minorEastAsia" w:hAnsi="Cambria Math" w:cs="Times New Roman"/>
+                  <w:sz w:val="28"/>
+                  <w:szCs w:val="28"/>
+                </w:rPr>
+                <m:t>+1</m:t>
               </m:r>
             </m:sub>
           </m:sSub>
@@ -3165,7 +3370,23 @@
                       <w:sz w:val="28"/>
                       <w:szCs w:val="28"/>
                     </w:rPr>
-                    <m:t>n-1</m:t>
+                    <m:t>n</m:t>
+                  </m:r>
+                  <m:r>
+                    <w:rPr>
+                      <w:rFonts w:ascii="Cambria Math" w:eastAsiaTheme="minorEastAsia" w:hAnsi="Cambria Math" w:cs="Times New Roman"/>
+                      <w:sz w:val="28"/>
+                      <w:szCs w:val="28"/>
+                    </w:rPr>
+                    <m:t>-</m:t>
+                  </m:r>
+                  <m:r>
+                    <w:rPr>
+                      <w:rFonts w:ascii="Cambria Math" w:eastAsiaTheme="minorEastAsia" w:hAnsi="Cambria Math" w:cs="Times New Roman"/>
+                      <w:sz w:val="28"/>
+                      <w:szCs w:val="28"/>
+                    </w:rPr>
+                    <m:t>1</m:t>
                   </m:r>
                 </m:sub>
               </m:sSub>
@@ -3175,7 +3396,15 @@
                   <w:sz w:val="28"/>
                   <w:szCs w:val="28"/>
                 </w:rPr>
-                <m:t>*f</m:t>
+                <m:t>*</m:t>
+              </m:r>
+              <m:r>
+                <w:rPr>
+                  <w:rFonts w:ascii="Cambria Math" w:eastAsiaTheme="minorEastAsia" w:hAnsi="Cambria Math" w:cs="Times New Roman"/>
+                  <w:sz w:val="28"/>
+                  <w:szCs w:val="28"/>
+                </w:rPr>
+                <m:t>f</m:t>
               </m:r>
               <m:d>
                 <m:dPr>
@@ -3266,7 +3495,15 @@
                   <w:sz w:val="28"/>
                   <w:szCs w:val="28"/>
                 </w:rPr>
-                <m:t>*f</m:t>
+                <m:t>*</m:t>
+              </m:r>
+              <m:r>
+                <w:rPr>
+                  <w:rFonts w:ascii="Cambria Math" w:eastAsiaTheme="minorEastAsia" w:hAnsi="Cambria Math" w:cs="Times New Roman"/>
+                  <w:sz w:val="28"/>
+                  <w:szCs w:val="28"/>
+                </w:rPr>
+                <m:t>f</m:t>
               </m:r>
               <m:d>
                 <m:dPr>
@@ -3306,7 +3543,23 @@
                           <w:sz w:val="28"/>
                           <w:szCs w:val="28"/>
                         </w:rPr>
-                        <m:t>n-1</m:t>
+                        <m:t>n</m:t>
+                      </m:r>
+                      <m:r>
+                        <w:rPr>
+                          <w:rFonts w:ascii="Cambria Math" w:eastAsiaTheme="minorEastAsia" w:hAnsi="Cambria Math" w:cs="Times New Roman"/>
+                          <w:sz w:val="28"/>
+                          <w:szCs w:val="28"/>
+                        </w:rPr>
+                        <m:t>-</m:t>
+                      </m:r>
+                      <m:r>
+                        <w:rPr>
+                          <w:rFonts w:ascii="Cambria Math" w:eastAsiaTheme="minorEastAsia" w:hAnsi="Cambria Math" w:cs="Times New Roman"/>
+                          <w:sz w:val="28"/>
+                          <w:szCs w:val="28"/>
+                        </w:rPr>
+                        <m:t>1</m:t>
                       </m:r>
                     </m:sub>
                   </m:sSub>
@@ -3372,7 +3625,15 @@
                   <w:sz w:val="28"/>
                   <w:szCs w:val="28"/>
                 </w:rPr>
-                <m:t>-f</m:t>
+                <m:t>-</m:t>
+              </m:r>
+              <m:r>
+                <w:rPr>
+                  <w:rFonts w:ascii="Cambria Math" w:eastAsiaTheme="minorEastAsia" w:hAnsi="Cambria Math" w:cs="Times New Roman"/>
+                  <w:sz w:val="28"/>
+                  <w:szCs w:val="28"/>
+                </w:rPr>
+                <m:t>f</m:t>
               </m:r>
               <m:d>
                 <m:dPr>
@@ -3412,7 +3673,23 @@
                           <w:sz w:val="28"/>
                           <w:szCs w:val="28"/>
                         </w:rPr>
-                        <m:t>n-1</m:t>
+                        <m:t>n</m:t>
+                      </m:r>
+                      <m:r>
+                        <w:rPr>
+                          <w:rFonts w:ascii="Cambria Math" w:eastAsiaTheme="minorEastAsia" w:hAnsi="Cambria Math" w:cs="Times New Roman"/>
+                          <w:sz w:val="28"/>
+                          <w:szCs w:val="28"/>
+                        </w:rPr>
+                        <m:t>-</m:t>
+                      </m:r>
+                      <m:r>
+                        <w:rPr>
+                          <w:rFonts w:ascii="Cambria Math" w:eastAsiaTheme="minorEastAsia" w:hAnsi="Cambria Math" w:cs="Times New Roman"/>
+                          <w:sz w:val="28"/>
+                          <w:szCs w:val="28"/>
+                        </w:rPr>
+                        <m:t>1</m:t>
                       </m:r>
                     </m:sub>
                   </m:sSub>
@@ -3425,7 +3702,7 @@
     </w:p>
     <w:p>
       <w:pPr>
-        <w:spacing w:line="240" w:lineRule="auto"/>
+        <w:spacing w:after="0" w:line="240" w:lineRule="auto"/>
         <w:jc w:val="center"/>
         <w:rPr>
           <w:rFonts w:ascii="Times New Roman" w:eastAsiaTheme="minorEastAsia" w:hAnsi="Times New Roman" w:cs="Times New Roman"/>
@@ -3437,7 +3714,7 @@
     </w:p>
     <w:p>
       <w:pPr>
-        <w:spacing w:line="240" w:lineRule="auto"/>
+        <w:spacing w:after="0" w:line="240" w:lineRule="auto"/>
         <w:jc w:val="both"/>
         <w:rPr>
           <w:rFonts w:ascii="Times New Roman" w:eastAsiaTheme="minorEastAsia" w:hAnsi="Times New Roman" w:cs="Times New Roman"/>
@@ -3460,7 +3737,7 @@
     </w:p>
     <w:p>
       <w:pPr>
-        <w:spacing w:line="240" w:lineRule="auto"/>
+        <w:spacing w:after="0" w:line="240" w:lineRule="auto"/>
         <w:jc w:val="both"/>
         <w:rPr>
           <w:rFonts w:ascii="Times New Roman" w:eastAsiaTheme="minorEastAsia" w:hAnsi="Times New Roman" w:cs="Times New Roman"/>
@@ -3576,6 +3853,14 @@
           <w:szCs w:val="28"/>
         </w:rPr>
         <w:t xml:space="preserve"> </w:t>
+      </w:r>
+      <w:r>
+        <w:rPr>
+          <w:rFonts w:ascii="Times New Roman" w:eastAsiaTheme="minorEastAsia" w:hAnsi="Times New Roman" w:cs="Times New Roman"/>
+          <w:sz w:val="28"/>
+          <w:szCs w:val="28"/>
+        </w:rPr>
+        <w:br/>
       </w:r>
       <w:r>
         <w:rPr>
@@ -3728,29 +4013,18 @@
     </w:p>
     <w:p>
       <w:pPr>
-        <w:spacing w:line="240" w:lineRule="auto"/>
-        <w:jc w:val="both"/>
-        <w:rPr>
-          <w:rFonts w:ascii="Times New Roman" w:eastAsiaTheme="minorEastAsia" w:hAnsi="Times New Roman" w:cs="Times New Roman"/>
-          <w:sz w:val="28"/>
-          <w:szCs w:val="28"/>
-        </w:rPr>
-      </w:pPr>
-    </w:p>
-    <w:p>
-      <w:pPr>
-        <w:spacing w:line="240" w:lineRule="auto"/>
-        <w:jc w:val="both"/>
-        <w:rPr>
-          <w:rFonts w:ascii="Times New Roman" w:eastAsiaTheme="minorEastAsia" w:hAnsi="Times New Roman" w:cs="Times New Roman"/>
-          <w:sz w:val="28"/>
-          <w:szCs w:val="28"/>
-        </w:rPr>
-      </w:pPr>
-    </w:p>
-    <w:p>
-      <w:pPr>
-        <w:spacing w:line="240" w:lineRule="auto"/>
+        <w:spacing w:after="0" w:line="240" w:lineRule="auto"/>
+        <w:jc w:val="both"/>
+        <w:rPr>
+          <w:rFonts w:ascii="Times New Roman" w:eastAsiaTheme="minorEastAsia" w:hAnsi="Times New Roman" w:cs="Times New Roman"/>
+          <w:sz w:val="28"/>
+          <w:szCs w:val="28"/>
+        </w:rPr>
+      </w:pPr>
+    </w:p>
+    <w:p>
+      <w:pPr>
+        <w:spacing w:after="0" w:line="240" w:lineRule="auto"/>
         <w:jc w:val="center"/>
         <w:rPr>
           <w:rFonts w:ascii="Times New Roman" w:eastAsiaTheme="minorEastAsia" w:hAnsi="Times New Roman" w:cs="Times New Roman"/>
@@ -3773,7 +4047,7 @@
     </w:p>
     <w:p>
       <w:pPr>
-        <w:spacing w:line="240" w:lineRule="auto"/>
+        <w:spacing w:after="0" w:line="240" w:lineRule="auto"/>
         <w:jc w:val="both"/>
         <w:rPr>
           <w:rFonts w:ascii="Times New Roman" w:eastAsiaTheme="minorEastAsia" w:hAnsi="Times New Roman" w:cs="Times New Roman"/>
@@ -3870,7 +4144,7 @@
     </w:p>
     <w:p>
       <w:pPr>
-        <w:spacing w:line="240" w:lineRule="auto"/>
+        <w:spacing w:after="0" w:line="240" w:lineRule="auto"/>
         <w:jc w:val="both"/>
         <w:rPr>
           <w:rFonts w:ascii="Times New Roman" w:eastAsiaTheme="minorEastAsia" w:hAnsi="Times New Roman" w:cs="Times New Roman"/>
@@ -3947,7 +4221,7 @@
     </w:p>
     <w:p>
       <w:pPr>
-        <w:spacing w:line="240" w:lineRule="auto"/>
+        <w:spacing w:after="0" w:line="240" w:lineRule="auto"/>
         <w:jc w:val="both"/>
         <w:rPr>
           <w:rFonts w:ascii="Times New Roman" w:eastAsiaTheme="minorEastAsia" w:hAnsi="Times New Roman" w:cs="Times New Roman"/>
@@ -4025,7 +4299,7 @@
     </w:p>
     <w:p>
       <w:pPr>
-        <w:spacing w:line="240" w:lineRule="auto"/>
+        <w:spacing w:after="0" w:line="240" w:lineRule="auto"/>
         <w:jc w:val="both"/>
         <w:rPr>
           <w:rFonts w:ascii="Times New Roman" w:eastAsiaTheme="minorEastAsia" w:hAnsi="Times New Roman" w:cs="Times New Roman"/>
@@ -4142,7 +4416,7 @@
     </w:p>
     <w:p>
       <w:pPr>
-        <w:spacing w:line="240" w:lineRule="auto"/>
+        <w:spacing w:after="0" w:line="240" w:lineRule="auto"/>
         <w:jc w:val="both"/>
         <w:rPr>
           <w:rFonts w:ascii="Times New Roman" w:eastAsiaTheme="minorEastAsia" w:hAnsi="Times New Roman" w:cs="Times New Roman"/>
@@ -4202,18 +4476,18 @@
     </w:p>
     <w:p>
       <w:pPr>
-        <w:spacing w:line="240" w:lineRule="auto"/>
-        <w:jc w:val="both"/>
-        <w:rPr>
-          <w:rFonts w:ascii="Times New Roman" w:eastAsiaTheme="minorEastAsia" w:hAnsi="Times New Roman" w:cs="Times New Roman"/>
-          <w:sz w:val="28"/>
-          <w:szCs w:val="28"/>
-        </w:rPr>
-      </w:pPr>
-    </w:p>
-    <w:p>
-      <w:pPr>
-        <w:spacing w:line="240" w:lineRule="auto"/>
+        <w:spacing w:after="0" w:line="240" w:lineRule="auto"/>
+        <w:jc w:val="both"/>
+        <w:rPr>
+          <w:rFonts w:ascii="Times New Roman" w:eastAsiaTheme="minorEastAsia" w:hAnsi="Times New Roman" w:cs="Times New Roman"/>
+          <w:sz w:val="28"/>
+          <w:szCs w:val="28"/>
+        </w:rPr>
+      </w:pPr>
+    </w:p>
+    <w:p>
+      <w:pPr>
+        <w:spacing w:after="0" w:line="240" w:lineRule="auto"/>
         <w:jc w:val="center"/>
         <w:rPr>
           <w:rFonts w:ascii="Times New Roman" w:eastAsiaTheme="minorEastAsia" w:hAnsi="Times New Roman" w:cs="Times New Roman"/>
@@ -4241,7 +4515,7 @@
           <w:ilvl w:val="0"/>
           <w:numId w:val="2"/>
         </w:numPr>
-        <w:spacing w:line="240" w:lineRule="auto"/>
+        <w:spacing w:after="0" w:line="240" w:lineRule="auto"/>
         <w:jc w:val="both"/>
         <w:rPr>
           <w:rFonts w:ascii="Times New Roman" w:eastAsiaTheme="minorEastAsia" w:hAnsi="Times New Roman" w:cs="Times New Roman"/>
@@ -4276,7 +4550,7 @@
     </w:p>
     <w:p>
       <w:pPr>
-        <w:spacing w:line="240" w:lineRule="auto"/>
+        <w:spacing w:after="0" w:line="240" w:lineRule="auto"/>
         <w:jc w:val="both"/>
         <w:rPr>
           <w:rFonts w:ascii="Times New Roman" w:eastAsiaTheme="minorEastAsia" w:hAnsi="Times New Roman" w:cs="Times New Roman"/>
@@ -4295,7 +4569,7 @@
     </w:p>
     <w:p>
       <w:pPr>
-        <w:spacing w:line="240" w:lineRule="auto"/>
+        <w:spacing w:after="0" w:line="240" w:lineRule="auto"/>
         <w:jc w:val="both"/>
         <w:rPr>
           <w:rFonts w:ascii="Times New Roman" w:eastAsiaTheme="minorEastAsia" w:hAnsi="Times New Roman" w:cs="Times New Roman"/>
@@ -4526,7 +4800,7 @@
     </w:p>
     <w:p>
       <w:pPr>
-        <w:spacing w:line="240" w:lineRule="auto"/>
+        <w:spacing w:after="0" w:line="240" w:lineRule="auto"/>
         <w:jc w:val="both"/>
         <w:rPr>
           <w:rFonts w:ascii="Times New Roman" w:eastAsiaTheme="minorEastAsia" w:hAnsi="Times New Roman" w:cs="Times New Roman"/>
@@ -4612,7 +4886,7 @@
           <w:ilvl w:val="0"/>
           <w:numId w:val="2"/>
         </w:numPr>
-        <w:spacing w:line="240" w:lineRule="auto"/>
+        <w:spacing w:after="0" w:line="240" w:lineRule="auto"/>
         <w:jc w:val="both"/>
         <w:rPr>
           <w:rFonts w:ascii="Times New Roman" w:eastAsiaTheme="minorEastAsia" w:hAnsi="Times New Roman" w:cs="Times New Roman"/>
@@ -4636,7 +4910,7 @@
     </w:p>
     <w:p>
       <w:pPr>
-        <w:spacing w:line="240" w:lineRule="auto"/>
+        <w:spacing w:after="0" w:line="240" w:lineRule="auto"/>
         <w:jc w:val="both"/>
         <w:rPr>
           <w:rFonts w:ascii="Times New Roman" w:eastAsiaTheme="minorEastAsia" w:hAnsi="Times New Roman" w:cs="Times New Roman"/>
@@ -4704,18 +4978,18 @@
     </w:p>
     <w:p>
       <w:pPr>
-        <w:spacing w:line="240" w:lineRule="auto"/>
-        <w:jc w:val="both"/>
-        <w:rPr>
-          <w:rFonts w:ascii="Times New Roman" w:eastAsiaTheme="minorEastAsia" w:hAnsi="Times New Roman" w:cs="Times New Roman"/>
-          <w:sz w:val="28"/>
-          <w:szCs w:val="28"/>
-        </w:rPr>
-      </w:pPr>
-    </w:p>
-    <w:p>
-      <w:pPr>
-        <w:spacing w:line="240" w:lineRule="auto"/>
+        <w:spacing w:after="0" w:line="240" w:lineRule="auto"/>
+        <w:jc w:val="both"/>
+        <w:rPr>
+          <w:rFonts w:ascii="Times New Roman" w:eastAsiaTheme="minorEastAsia" w:hAnsi="Times New Roman" w:cs="Times New Roman"/>
+          <w:sz w:val="28"/>
+          <w:szCs w:val="28"/>
+        </w:rPr>
+      </w:pPr>
+    </w:p>
+    <w:p>
+      <w:pPr>
+        <w:spacing w:after="0" w:line="240" w:lineRule="auto"/>
         <w:jc w:val="both"/>
         <w:rPr>
           <w:rFonts w:ascii="Times New Roman" w:eastAsiaTheme="minorEastAsia" w:hAnsi="Times New Roman" w:cs="Times New Roman"/>
@@ -4766,128 +5040,7 @@
     </w:p>
     <w:p>
       <w:pPr>
-        <w:spacing w:line="240" w:lineRule="auto"/>
-        <w:jc w:val="both"/>
-        <w:rPr>
-          <w:rFonts w:ascii="Times New Roman" w:eastAsiaTheme="minorEastAsia" w:hAnsi="Times New Roman" w:cs="Times New Roman"/>
-          <w:sz w:val="28"/>
-          <w:szCs w:val="28"/>
-        </w:rPr>
-      </w:pPr>
-    </w:p>
-    <w:p>
-      <w:pPr>
-        <w:spacing w:line="240" w:lineRule="auto"/>
-        <w:jc w:val="both"/>
-        <w:rPr>
-          <w:rFonts w:ascii="Times New Roman" w:eastAsiaTheme="minorEastAsia" w:hAnsi="Times New Roman" w:cs="Times New Roman"/>
-          <w:sz w:val="28"/>
-          <w:szCs w:val="28"/>
-        </w:rPr>
-      </w:pPr>
-    </w:p>
-    <w:p>
-      <w:pPr>
-        <w:spacing w:line="240" w:lineRule="auto"/>
-        <w:jc w:val="both"/>
-        <w:rPr>
-          <w:rFonts w:ascii="Times New Roman" w:eastAsiaTheme="minorEastAsia" w:hAnsi="Times New Roman" w:cs="Times New Roman"/>
-          <w:sz w:val="28"/>
-          <w:szCs w:val="28"/>
-        </w:rPr>
-      </w:pPr>
-    </w:p>
-    <w:p>
-      <w:pPr>
-        <w:spacing w:line="240" w:lineRule="auto"/>
-        <w:jc w:val="both"/>
-        <w:rPr>
-          <w:rFonts w:ascii="Times New Roman" w:eastAsiaTheme="minorEastAsia" w:hAnsi="Times New Roman" w:cs="Times New Roman"/>
-          <w:sz w:val="28"/>
-          <w:szCs w:val="28"/>
-        </w:rPr>
-      </w:pPr>
-    </w:p>
-    <w:p>
-      <w:pPr>
-        <w:spacing w:line="240" w:lineRule="auto"/>
-        <w:jc w:val="both"/>
-        <w:rPr>
-          <w:rFonts w:ascii="Times New Roman" w:eastAsiaTheme="minorEastAsia" w:hAnsi="Times New Roman" w:cs="Times New Roman"/>
-          <w:sz w:val="28"/>
-          <w:szCs w:val="28"/>
-        </w:rPr>
-      </w:pPr>
-    </w:p>
-    <w:p>
-      <w:pPr>
-        <w:spacing w:line="240" w:lineRule="auto"/>
-        <w:jc w:val="both"/>
-        <w:rPr>
-          <w:rFonts w:ascii="Times New Roman" w:eastAsiaTheme="minorEastAsia" w:hAnsi="Times New Roman" w:cs="Times New Roman"/>
-          <w:sz w:val="28"/>
-          <w:szCs w:val="28"/>
-        </w:rPr>
-      </w:pPr>
-    </w:p>
-    <w:p>
-      <w:pPr>
-        <w:spacing w:line="240" w:lineRule="auto"/>
-        <w:jc w:val="both"/>
-        <w:rPr>
-          <w:rFonts w:ascii="Times New Roman" w:eastAsiaTheme="minorEastAsia" w:hAnsi="Times New Roman" w:cs="Times New Roman"/>
-          <w:sz w:val="28"/>
-          <w:szCs w:val="28"/>
-        </w:rPr>
-      </w:pPr>
-    </w:p>
-    <w:p>
-      <w:pPr>
-        <w:spacing w:line="240" w:lineRule="auto"/>
-        <w:jc w:val="both"/>
-        <w:rPr>
-          <w:rFonts w:ascii="Times New Roman" w:eastAsiaTheme="minorEastAsia" w:hAnsi="Times New Roman" w:cs="Times New Roman"/>
-          <w:sz w:val="28"/>
-          <w:szCs w:val="28"/>
-        </w:rPr>
-      </w:pPr>
-    </w:p>
-    <w:p>
-      <w:pPr>
-        <w:spacing w:line="240" w:lineRule="auto"/>
-        <w:jc w:val="both"/>
-        <w:rPr>
-          <w:rFonts w:ascii="Times New Roman" w:eastAsiaTheme="minorEastAsia" w:hAnsi="Times New Roman" w:cs="Times New Roman"/>
-          <w:sz w:val="28"/>
-          <w:szCs w:val="28"/>
-        </w:rPr>
-      </w:pPr>
-    </w:p>
-    <w:p>
-      <w:pPr>
-        <w:spacing w:line="240" w:lineRule="auto"/>
-        <w:jc w:val="both"/>
-        <w:rPr>
-          <w:rFonts w:ascii="Times New Roman" w:eastAsiaTheme="minorEastAsia" w:hAnsi="Times New Roman" w:cs="Times New Roman"/>
-          <w:sz w:val="28"/>
-          <w:szCs w:val="28"/>
-        </w:rPr>
-      </w:pPr>
-    </w:p>
-    <w:p>
-      <w:pPr>
-        <w:spacing w:line="240" w:lineRule="auto"/>
-        <w:jc w:val="both"/>
-        <w:rPr>
-          <w:rFonts w:ascii="Times New Roman" w:eastAsiaTheme="minorEastAsia" w:hAnsi="Times New Roman" w:cs="Times New Roman"/>
-          <w:sz w:val="28"/>
-          <w:szCs w:val="28"/>
-        </w:rPr>
-      </w:pPr>
-    </w:p>
-    <w:p>
-      <w:pPr>
-        <w:spacing w:line="240" w:lineRule="auto"/>
+        <w:spacing w:after="0" w:line="240" w:lineRule="auto"/>
         <w:jc w:val="center"/>
         <w:rPr>
           <w:rFonts w:ascii="Times New Roman" w:eastAsiaTheme="minorEastAsia" w:hAnsi="Times New Roman" w:cs="Times New Roman"/>
@@ -4905,12 +5058,13 @@
           <w:sz w:val="28"/>
           <w:szCs w:val="28"/>
         </w:rPr>
+        <w:lastRenderedPageBreak/>
         <w:t>Результаты вычислений</w:t>
       </w:r>
     </w:p>
     <w:p>
       <w:pPr>
-        <w:spacing w:line="240" w:lineRule="auto"/>
+        <w:spacing w:after="0" w:line="240" w:lineRule="auto"/>
         <w:jc w:val="both"/>
         <w:rPr>
           <w:rFonts w:ascii="Times New Roman" w:eastAsiaTheme="minorEastAsia" w:hAnsi="Times New Roman" w:cs="Times New Roman"/>
@@ -4929,7 +5083,7 @@
     </w:p>
     <w:p>
       <w:pPr>
-        <w:spacing w:line="240" w:lineRule="auto"/>
+        <w:spacing w:after="0" w:line="240" w:lineRule="auto"/>
         <w:jc w:val="both"/>
         <w:rPr>
           <w:rFonts w:ascii="Times New Roman" w:eastAsiaTheme="minorEastAsia" w:hAnsi="Times New Roman" w:cs="Times New Roman"/>
@@ -4989,7 +5143,7 @@
     </w:p>
     <w:p>
       <w:pPr>
-        <w:spacing w:line="240" w:lineRule="auto"/>
+        <w:spacing w:after="0" w:line="240" w:lineRule="auto"/>
         <w:jc w:val="both"/>
         <w:rPr>
           <w:rFonts w:ascii="Times New Roman" w:eastAsiaTheme="minorEastAsia" w:hAnsi="Times New Roman" w:cs="Times New Roman"/>
@@ -5049,18 +5203,18 @@
     </w:p>
     <w:p>
       <w:pPr>
-        <w:spacing w:line="240" w:lineRule="auto"/>
-        <w:jc w:val="both"/>
-        <w:rPr>
-          <w:rFonts w:ascii="Times New Roman" w:eastAsiaTheme="minorEastAsia" w:hAnsi="Times New Roman" w:cs="Times New Roman"/>
-          <w:sz w:val="28"/>
-          <w:szCs w:val="28"/>
-        </w:rPr>
-      </w:pPr>
-    </w:p>
-    <w:p>
-      <w:pPr>
-        <w:spacing w:line="240" w:lineRule="auto"/>
+        <w:spacing w:after="0" w:line="240" w:lineRule="auto"/>
+        <w:jc w:val="both"/>
+        <w:rPr>
+          <w:rFonts w:ascii="Times New Roman" w:eastAsiaTheme="minorEastAsia" w:hAnsi="Times New Roman" w:cs="Times New Roman"/>
+          <w:sz w:val="28"/>
+          <w:szCs w:val="28"/>
+        </w:rPr>
+      </w:pPr>
+    </w:p>
+    <w:p>
+      <w:pPr>
+        <w:spacing w:after="0" w:line="240" w:lineRule="auto"/>
         <w:jc w:val="both"/>
         <w:rPr>
           <w:rFonts w:ascii="Times New Roman" w:eastAsiaTheme="minorEastAsia" w:hAnsi="Times New Roman" w:cs="Times New Roman"/>
@@ -5075,6 +5229,7 @@
           <w:sz w:val="28"/>
           <w:szCs w:val="28"/>
         </w:rPr>
+        <w:lastRenderedPageBreak/>
         <w:drawing>
           <wp:inline distT="0" distB="0" distL="0" distR="0" wp14:anchorId="2291A655" wp14:editId="1C4728A7">
             <wp:extent cx="5939790" cy="3712210"/>
@@ -5120,18 +5275,40 @@
     </w:p>
     <w:p>
       <w:pPr>
-        <w:spacing w:line="240" w:lineRule="auto"/>
-        <w:jc w:val="both"/>
-        <w:rPr>
-          <w:rFonts w:ascii="Times New Roman" w:eastAsiaTheme="minorEastAsia" w:hAnsi="Times New Roman" w:cs="Times New Roman"/>
-          <w:sz w:val="28"/>
-          <w:szCs w:val="28"/>
-        </w:rPr>
-      </w:pPr>
-    </w:p>
-    <w:p>
-      <w:pPr>
-        <w:spacing w:line="240" w:lineRule="auto"/>
+        <w:spacing w:after="0" w:line="240" w:lineRule="auto"/>
+        <w:jc w:val="both"/>
+        <w:rPr>
+          <w:rFonts w:ascii="Times New Roman" w:eastAsiaTheme="minorEastAsia" w:hAnsi="Times New Roman" w:cs="Times New Roman"/>
+          <w:sz w:val="28"/>
+          <w:szCs w:val="28"/>
+        </w:rPr>
+      </w:pPr>
+    </w:p>
+    <w:p>
+      <w:pPr>
+        <w:spacing w:after="0" w:line="240" w:lineRule="auto"/>
+        <w:jc w:val="both"/>
+        <w:rPr>
+          <w:rFonts w:ascii="Times New Roman" w:eastAsiaTheme="minorEastAsia" w:hAnsi="Times New Roman" w:cs="Times New Roman"/>
+          <w:sz w:val="28"/>
+          <w:szCs w:val="28"/>
+        </w:rPr>
+      </w:pPr>
+    </w:p>
+    <w:p>
+      <w:pPr>
+        <w:spacing w:after="0" w:line="240" w:lineRule="auto"/>
+        <w:jc w:val="both"/>
+        <w:rPr>
+          <w:rFonts w:ascii="Times New Roman" w:eastAsiaTheme="minorEastAsia" w:hAnsi="Times New Roman" w:cs="Times New Roman"/>
+          <w:sz w:val="28"/>
+          <w:szCs w:val="28"/>
+        </w:rPr>
+      </w:pPr>
+    </w:p>
+    <w:p>
+      <w:pPr>
+        <w:spacing w:after="0" w:line="240" w:lineRule="auto"/>
         <w:jc w:val="center"/>
         <w:rPr>
           <w:rFonts w:ascii="Times New Roman" w:eastAsiaTheme="minorEastAsia" w:hAnsi="Times New Roman" w:cs="Times New Roman"/>
@@ -5154,7 +5331,7 @@
     </w:p>
     <w:p>
       <w:pPr>
-        <w:spacing w:line="240" w:lineRule="auto"/>
+        <w:spacing w:after="0" w:line="240" w:lineRule="auto"/>
         <w:jc w:val="both"/>
         <w:rPr>
           <w:rFonts w:ascii="Times New Roman" w:eastAsiaTheme="minorEastAsia" w:hAnsi="Times New Roman" w:cs="Times New Roman"/>
@@ -5173,7 +5350,7 @@
     </w:p>
     <w:p>
       <w:pPr>
-        <w:spacing w:line="240" w:lineRule="auto"/>
+        <w:spacing w:after="0" w:line="240" w:lineRule="auto"/>
         <w:jc w:val="center"/>
         <w:rPr>
           <w:rFonts w:ascii="Times New Roman" w:eastAsiaTheme="minorEastAsia" w:hAnsi="Times New Roman" w:cs="Times New Roman"/>
@@ -5233,7 +5410,7 @@
     </w:p>
     <w:p>
       <w:pPr>
-        <w:spacing w:line="240" w:lineRule="auto"/>
+        <w:spacing w:after="0" w:line="240" w:lineRule="auto"/>
         <w:jc w:val="center"/>
         <w:rPr>
           <w:rFonts w:ascii="Times New Roman" w:eastAsiaTheme="minorEastAsia" w:hAnsi="Times New Roman" w:cs="Times New Roman"/>
@@ -5244,7 +5421,7 @@
     </w:p>
     <w:p>
       <w:pPr>
-        <w:spacing w:line="240" w:lineRule="auto"/>
+        <w:spacing w:after="0" w:line="240" w:lineRule="auto"/>
         <w:jc w:val="center"/>
         <w:rPr>
           <w:rFonts w:ascii="Times New Roman" w:eastAsiaTheme="minorEastAsia" w:hAnsi="Times New Roman" w:cs="Times New Roman"/>
@@ -5255,7 +5432,7 @@
     </w:p>
     <w:p>
       <w:pPr>
-        <w:spacing w:line="240" w:lineRule="auto"/>
+        <w:spacing w:after="0" w:line="240" w:lineRule="auto"/>
         <w:jc w:val="center"/>
         <w:rPr>
           <w:rFonts w:ascii="Times New Roman" w:eastAsiaTheme="minorEastAsia" w:hAnsi="Times New Roman" w:cs="Times New Roman"/>
@@ -5266,7 +5443,7 @@
     </w:p>
     <w:p>
       <w:pPr>
-        <w:spacing w:line="240" w:lineRule="auto"/>
+        <w:spacing w:after="0" w:line="240" w:lineRule="auto"/>
         <w:jc w:val="center"/>
         <w:rPr>
           <w:rFonts w:ascii="Times New Roman" w:eastAsiaTheme="minorEastAsia" w:hAnsi="Times New Roman" w:cs="Times New Roman"/>
@@ -5277,7 +5454,51 @@
     </w:p>
     <w:p>
       <w:pPr>
-        <w:spacing w:line="240" w:lineRule="auto"/>
+        <w:spacing w:after="0" w:line="240" w:lineRule="auto"/>
+        <w:jc w:val="center"/>
+        <w:rPr>
+          <w:rFonts w:ascii="Times New Roman" w:eastAsiaTheme="minorEastAsia" w:hAnsi="Times New Roman" w:cs="Times New Roman"/>
+          <w:sz w:val="28"/>
+          <w:szCs w:val="28"/>
+        </w:rPr>
+      </w:pPr>
+    </w:p>
+    <w:p>
+      <w:pPr>
+        <w:spacing w:after="0" w:line="240" w:lineRule="auto"/>
+        <w:jc w:val="center"/>
+        <w:rPr>
+          <w:rFonts w:ascii="Times New Roman" w:eastAsiaTheme="minorEastAsia" w:hAnsi="Times New Roman" w:cs="Times New Roman"/>
+          <w:sz w:val="28"/>
+          <w:szCs w:val="28"/>
+        </w:rPr>
+      </w:pPr>
+    </w:p>
+    <w:p>
+      <w:pPr>
+        <w:spacing w:after="0" w:line="240" w:lineRule="auto"/>
+        <w:jc w:val="center"/>
+        <w:rPr>
+          <w:rFonts w:ascii="Times New Roman" w:eastAsiaTheme="minorEastAsia" w:hAnsi="Times New Roman" w:cs="Times New Roman"/>
+          <w:sz w:val="28"/>
+          <w:szCs w:val="28"/>
+        </w:rPr>
+      </w:pPr>
+    </w:p>
+    <w:p>
+      <w:pPr>
+        <w:spacing w:after="0" w:line="240" w:lineRule="auto"/>
+        <w:jc w:val="center"/>
+        <w:rPr>
+          <w:rFonts w:ascii="Times New Roman" w:eastAsiaTheme="minorEastAsia" w:hAnsi="Times New Roman" w:cs="Times New Roman"/>
+          <w:sz w:val="28"/>
+          <w:szCs w:val="28"/>
+        </w:rPr>
+      </w:pPr>
+    </w:p>
+    <w:p>
+      <w:pPr>
+        <w:spacing w:after="0" w:line="240" w:lineRule="auto"/>
         <w:jc w:val="center"/>
         <w:rPr>
           <w:rFonts w:ascii="Times New Roman" w:eastAsiaTheme="minorEastAsia" w:hAnsi="Times New Roman" w:cs="Times New Roman"/>
@@ -5301,7 +5522,7 @@
     </w:p>
     <w:p>
       <w:pPr>
-        <w:spacing w:line="240" w:lineRule="auto"/>
+        <w:spacing w:after="0" w:line="240" w:lineRule="auto"/>
         <w:jc w:val="both"/>
         <w:rPr>
           <w:rFonts w:ascii="Times New Roman" w:eastAsiaTheme="minorEastAsia" w:hAnsi="Times New Roman" w:cs="Times New Roman"/>
@@ -5343,7 +5564,7 @@
           <w:ilvl w:val="0"/>
           <w:numId w:val="3"/>
         </w:numPr>
-        <w:spacing w:line="240" w:lineRule="auto"/>
+        <w:spacing w:after="0" w:line="240" w:lineRule="auto"/>
         <w:jc w:val="both"/>
         <w:rPr>
           <w:rFonts w:ascii="Times New Roman" w:eastAsiaTheme="minorEastAsia" w:hAnsi="Times New Roman" w:cs="Times New Roman"/>
@@ -5377,7 +5598,7 @@
           <w:ilvl w:val="0"/>
           <w:numId w:val="3"/>
         </w:numPr>
-        <w:spacing w:line="240" w:lineRule="auto"/>
+        <w:spacing w:after="0" w:line="240" w:lineRule="auto"/>
         <w:jc w:val="both"/>
         <w:rPr>
           <w:rFonts w:ascii="Times New Roman" w:eastAsiaTheme="minorEastAsia" w:hAnsi="Times New Roman" w:cs="Times New Roman"/>
@@ -5401,7 +5622,7 @@
           <w:ilvl w:val="0"/>
           <w:numId w:val="3"/>
         </w:numPr>
-        <w:spacing w:line="240" w:lineRule="auto"/>
+        <w:spacing w:after="0" w:line="240" w:lineRule="auto"/>
         <w:jc w:val="both"/>
         <w:rPr>
           <w:rFonts w:ascii="Times New Roman" w:eastAsiaTheme="minorEastAsia" w:hAnsi="Times New Roman" w:cs="Times New Roman"/>
@@ -5435,7 +5656,7 @@
           <w:ilvl w:val="0"/>
           <w:numId w:val="3"/>
         </w:numPr>
-        <w:spacing w:line="240" w:lineRule="auto"/>
+        <w:spacing w:after="0" w:line="240" w:lineRule="auto"/>
         <w:jc w:val="both"/>
         <w:rPr>
           <w:rFonts w:ascii="Times New Roman" w:eastAsiaTheme="minorEastAsia" w:hAnsi="Times New Roman" w:cs="Times New Roman"/>
@@ -5454,7 +5675,7 @@
     </w:p>
     <w:p>
       <w:pPr>
-        <w:spacing w:line="240" w:lineRule="auto"/>
+        <w:spacing w:after="0" w:line="240" w:lineRule="auto"/>
         <w:jc w:val="both"/>
         <w:rPr>
           <w:rFonts w:ascii="Times New Roman" w:eastAsiaTheme="minorEastAsia" w:hAnsi="Times New Roman" w:cs="Times New Roman"/>
@@ -5491,18 +5712,18 @@
     </w:p>
     <w:p>
       <w:pPr>
-        <w:spacing w:line="240" w:lineRule="auto"/>
-        <w:jc w:val="both"/>
-        <w:rPr>
-          <w:rFonts w:ascii="Times New Roman" w:eastAsiaTheme="minorEastAsia" w:hAnsi="Times New Roman" w:cs="Times New Roman"/>
-          <w:sz w:val="28"/>
-          <w:szCs w:val="28"/>
-        </w:rPr>
-      </w:pPr>
-    </w:p>
-    <w:p>
-      <w:pPr>
-        <w:spacing w:line="240" w:lineRule="auto"/>
+        <w:spacing w:after="0" w:line="240" w:lineRule="auto"/>
+        <w:jc w:val="both"/>
+        <w:rPr>
+          <w:rFonts w:ascii="Times New Roman" w:eastAsiaTheme="minorEastAsia" w:hAnsi="Times New Roman" w:cs="Times New Roman"/>
+          <w:sz w:val="28"/>
+          <w:szCs w:val="28"/>
+        </w:rPr>
+      </w:pPr>
+    </w:p>
+    <w:p>
+      <w:pPr>
+        <w:spacing w:after="0" w:line="240" w:lineRule="auto"/>
         <w:jc w:val="both"/>
         <w:rPr>
           <w:rFonts w:ascii="Times New Roman" w:eastAsiaTheme="minorEastAsia" w:hAnsi="Times New Roman" w:cs="Times New Roman"/>
@@ -5551,7 +5772,7 @@
     </w:p>
     <w:p>
       <w:pPr>
-        <w:spacing w:line="240" w:lineRule="auto"/>
+        <w:spacing w:after="0" w:line="240" w:lineRule="auto"/>
         <w:jc w:val="both"/>
         <w:rPr>
           <w:rFonts w:ascii="Times New Roman" w:eastAsiaTheme="minorEastAsia" w:hAnsi="Times New Roman" w:cs="Times New Roman"/>
@@ -5579,7 +5800,7 @@
     </w:p>
     <w:p>
       <w:pPr>
-        <w:spacing w:line="240" w:lineRule="auto"/>
+        <w:spacing w:after="0" w:line="240" w:lineRule="auto"/>
         <w:jc w:val="both"/>
         <w:rPr>
           <w:rFonts w:ascii="Times New Roman" w:eastAsiaTheme="minorEastAsia" w:hAnsi="Times New Roman" w:cs="Times New Roman"/>
@@ -5639,7 +5860,7 @@
     </w:p>
     <w:p>
       <w:pPr>
-        <w:spacing w:line="240" w:lineRule="auto"/>
+        <w:spacing w:after="0" w:line="240" w:lineRule="auto"/>
         <w:ind w:left="1417" w:right="1134"/>
         <w:jc w:val="both"/>
         <w:rPr>
@@ -5651,18 +5872,18 @@
     </w:p>
     <w:p>
       <w:pPr>
-        <w:spacing w:line="240" w:lineRule="auto"/>
-        <w:jc w:val="both"/>
-        <w:rPr>
-          <w:rFonts w:ascii="Times New Roman" w:eastAsiaTheme="minorEastAsia" w:hAnsi="Times New Roman" w:cs="Times New Roman"/>
-          <w:sz w:val="28"/>
-          <w:szCs w:val="28"/>
-        </w:rPr>
-      </w:pPr>
-    </w:p>
-    <w:p>
-      <w:pPr>
-        <w:spacing w:line="240" w:lineRule="auto"/>
+        <w:spacing w:after="0" w:line="240" w:lineRule="auto"/>
+        <w:jc w:val="both"/>
+        <w:rPr>
+          <w:rFonts w:ascii="Times New Roman" w:eastAsiaTheme="minorEastAsia" w:hAnsi="Times New Roman" w:cs="Times New Roman"/>
+          <w:sz w:val="28"/>
+          <w:szCs w:val="28"/>
+        </w:rPr>
+      </w:pPr>
+    </w:p>
+    <w:p>
+      <w:pPr>
+        <w:spacing w:after="0" w:line="240" w:lineRule="auto"/>
         <w:jc w:val="center"/>
         <w:rPr>
           <w:rFonts w:ascii="Times New Roman" w:eastAsiaTheme="minorEastAsia" w:hAnsi="Times New Roman" w:cs="Times New Roman"/>
@@ -5690,7 +5911,7 @@
           <w:ilvl w:val="0"/>
           <w:numId w:val="4"/>
         </w:numPr>
-        <w:spacing w:line="240" w:lineRule="auto"/>
+        <w:spacing w:after="0" w:line="240" w:lineRule="auto"/>
         <w:jc w:val="both"/>
         <w:rPr>
           <w:rFonts w:ascii="Times New Roman" w:eastAsiaTheme="minorEastAsia" w:hAnsi="Times New Roman" w:cs="Times New Roman"/>
@@ -5742,7 +5963,7 @@
           <w:ilvl w:val="0"/>
           <w:numId w:val="4"/>
         </w:numPr>
-        <w:spacing w:line="240" w:lineRule="auto"/>
+        <w:spacing w:after="0" w:line="240" w:lineRule="auto"/>
         <w:jc w:val="both"/>
         <w:rPr>
           <w:rFonts w:ascii="Times New Roman" w:eastAsiaTheme="minorEastAsia" w:hAnsi="Times New Roman" w:cs="Times New Roman"/>
@@ -5843,17 +6064,18 @@
     <w:p>
       <w:pPr>
         <w:pStyle w:val="a7"/>
-        <w:spacing w:line="240" w:lineRule="auto"/>
-        <w:jc w:val="both"/>
-        <w:rPr>
-          <w:rFonts w:ascii="Times New Roman" w:eastAsiaTheme="minorEastAsia" w:hAnsi="Times New Roman" w:cs="Times New Roman"/>
-          <w:sz w:val="28"/>
-          <w:szCs w:val="28"/>
-        </w:rPr>
-      </w:pPr>
-    </w:p>
-    <w:p>
-      <w:pPr>
+        <w:spacing w:after="0" w:line="240" w:lineRule="auto"/>
+        <w:jc w:val="both"/>
+        <w:rPr>
+          <w:rFonts w:ascii="Times New Roman" w:eastAsiaTheme="minorEastAsia" w:hAnsi="Times New Roman" w:cs="Times New Roman"/>
+          <w:sz w:val="28"/>
+          <w:szCs w:val="28"/>
+        </w:rPr>
+      </w:pPr>
+    </w:p>
+    <w:p>
+      <w:pPr>
+        <w:spacing w:after="0"/>
         <w:rPr>
           <w:rFonts w:ascii="Times New Roman" w:eastAsiaTheme="minorEastAsia" w:hAnsi="Times New Roman" w:cs="Times New Roman"/>
           <w:sz w:val="28"/>
@@ -5871,7 +6093,7 @@
     </w:p>
     <w:p>
       <w:pPr>
-        <w:spacing w:line="240" w:lineRule="auto"/>
+        <w:spacing w:after="0" w:line="240" w:lineRule="auto"/>
         <w:jc w:val="center"/>
         <w:rPr>
           <w:rFonts w:ascii="Times New Roman" w:eastAsiaTheme="minorEastAsia" w:hAnsi="Times New Roman" w:cs="Times New Roman"/>
@@ -5895,7 +6117,7 @@
     </w:p>
     <w:p>
       <w:pPr>
-        <w:spacing w:line="240" w:lineRule="auto"/>
+        <w:spacing w:after="0" w:line="240" w:lineRule="auto"/>
         <w:jc w:val="both"/>
         <w:rPr>
           <w:rFonts w:ascii="Times New Roman" w:eastAsiaTheme="minorEastAsia" w:hAnsi="Times New Roman" w:cs="Times New Roman"/>
@@ -5937,7 +6159,7 @@
           <w:ilvl w:val="0"/>
           <w:numId w:val="3"/>
         </w:numPr>
-        <w:spacing w:line="240" w:lineRule="auto"/>
+        <w:spacing w:after="0" w:line="240" w:lineRule="auto"/>
         <w:jc w:val="both"/>
         <w:rPr>
           <w:rFonts w:ascii="Times New Roman" w:eastAsiaTheme="minorEastAsia" w:hAnsi="Times New Roman" w:cs="Times New Roman"/>
@@ -5971,7 +6193,7 @@
           <w:ilvl w:val="0"/>
           <w:numId w:val="3"/>
         </w:numPr>
-        <w:spacing w:line="240" w:lineRule="auto"/>
+        <w:spacing w:after="0" w:line="240" w:lineRule="auto"/>
         <w:jc w:val="both"/>
         <w:rPr>
           <w:rFonts w:ascii="Times New Roman" w:eastAsiaTheme="minorEastAsia" w:hAnsi="Times New Roman" w:cs="Times New Roman"/>
@@ -5995,7 +6217,7 @@
           <w:ilvl w:val="0"/>
           <w:numId w:val="3"/>
         </w:numPr>
-        <w:spacing w:line="240" w:lineRule="auto"/>
+        <w:spacing w:after="0" w:line="240" w:lineRule="auto"/>
         <w:jc w:val="both"/>
         <w:rPr>
           <w:rFonts w:ascii="Times New Roman" w:eastAsiaTheme="minorEastAsia" w:hAnsi="Times New Roman" w:cs="Times New Roman"/>
@@ -6029,7 +6251,7 @@
           <w:ilvl w:val="0"/>
           <w:numId w:val="3"/>
         </w:numPr>
-        <w:spacing w:line="240" w:lineRule="auto"/>
+        <w:spacing w:after="0" w:line="240" w:lineRule="auto"/>
         <w:jc w:val="both"/>
         <w:rPr>
           <w:rFonts w:ascii="Times New Roman" w:eastAsiaTheme="minorEastAsia" w:hAnsi="Times New Roman" w:cs="Times New Roman"/>
@@ -6048,18 +6270,18 @@
     </w:p>
     <w:p>
       <w:pPr>
-        <w:spacing w:line="240" w:lineRule="auto"/>
-        <w:jc w:val="both"/>
-        <w:rPr>
-          <w:rFonts w:ascii="Times New Roman" w:eastAsiaTheme="minorEastAsia" w:hAnsi="Times New Roman" w:cs="Times New Roman"/>
-          <w:sz w:val="28"/>
-          <w:szCs w:val="28"/>
-        </w:rPr>
-      </w:pPr>
-    </w:p>
-    <w:p>
-      <w:pPr>
-        <w:spacing w:line="240" w:lineRule="auto"/>
+        <w:spacing w:after="0" w:line="240" w:lineRule="auto"/>
+        <w:jc w:val="both"/>
+        <w:rPr>
+          <w:rFonts w:ascii="Times New Roman" w:eastAsiaTheme="minorEastAsia" w:hAnsi="Times New Roman" w:cs="Times New Roman"/>
+          <w:sz w:val="28"/>
+          <w:szCs w:val="28"/>
+        </w:rPr>
+      </w:pPr>
+    </w:p>
+    <w:p>
+      <w:pPr>
+        <w:spacing w:after="0" w:line="240" w:lineRule="auto"/>
         <w:jc w:val="both"/>
         <w:rPr>
           <w:rFonts w:ascii="Times New Roman" w:eastAsiaTheme="minorEastAsia" w:hAnsi="Times New Roman" w:cs="Times New Roman"/>
@@ -6096,18 +6318,18 @@
     </w:p>
     <w:p>
       <w:pPr>
-        <w:spacing w:line="240" w:lineRule="auto"/>
-        <w:jc w:val="both"/>
-        <w:rPr>
-          <w:rFonts w:ascii="Times New Roman" w:eastAsiaTheme="minorEastAsia" w:hAnsi="Times New Roman" w:cs="Times New Roman"/>
-          <w:sz w:val="28"/>
-          <w:szCs w:val="28"/>
-        </w:rPr>
-      </w:pPr>
-    </w:p>
-    <w:p>
-      <w:pPr>
-        <w:spacing w:line="240" w:lineRule="auto"/>
+        <w:spacing w:after="0" w:line="240" w:lineRule="auto"/>
+        <w:jc w:val="both"/>
+        <w:rPr>
+          <w:rFonts w:ascii="Times New Roman" w:eastAsiaTheme="minorEastAsia" w:hAnsi="Times New Roman" w:cs="Times New Roman"/>
+          <w:sz w:val="28"/>
+          <w:szCs w:val="28"/>
+        </w:rPr>
+      </w:pPr>
+    </w:p>
+    <w:p>
+      <w:pPr>
+        <w:spacing w:after="0" w:line="240" w:lineRule="auto"/>
         <w:jc w:val="both"/>
         <w:rPr>
           <w:rFonts w:ascii="Times New Roman" w:eastAsiaTheme="minorEastAsia" w:hAnsi="Times New Roman" w:cs="Times New Roman"/>
@@ -6156,7 +6378,7 @@
     </w:p>
     <w:p>
       <w:pPr>
-        <w:spacing w:line="240" w:lineRule="auto"/>
+        <w:spacing w:after="0" w:line="240" w:lineRule="auto"/>
         <w:jc w:val="both"/>
         <w:rPr>
           <w:rFonts w:ascii="Times New Roman" w:eastAsiaTheme="minorEastAsia" w:hAnsi="Times New Roman" w:cs="Times New Roman"/>
@@ -6184,7 +6406,7 @@
     </w:p>
     <w:p>
       <w:pPr>
-        <w:spacing w:line="240" w:lineRule="auto"/>
+        <w:spacing w:after="0" w:line="240" w:lineRule="auto"/>
         <w:jc w:val="both"/>
         <w:rPr>
           <w:rFonts w:ascii="Times New Roman" w:eastAsiaTheme="minorEastAsia" w:hAnsi="Times New Roman" w:cs="Times New Roman"/>
@@ -6244,7 +6466,7 @@
     </w:p>
     <w:p>
       <w:pPr>
-        <w:spacing w:line="240" w:lineRule="auto"/>
+        <w:spacing w:after="0" w:line="240" w:lineRule="auto"/>
         <w:ind w:left="1417" w:right="1134"/>
         <w:jc w:val="both"/>
         <w:rPr>
@@ -6256,18 +6478,18 @@
     </w:p>
     <w:p>
       <w:pPr>
-        <w:spacing w:line="240" w:lineRule="auto"/>
-        <w:jc w:val="both"/>
-        <w:rPr>
-          <w:rFonts w:ascii="Times New Roman" w:eastAsiaTheme="minorEastAsia" w:hAnsi="Times New Roman" w:cs="Times New Roman"/>
-          <w:sz w:val="28"/>
-          <w:szCs w:val="28"/>
-        </w:rPr>
-      </w:pPr>
-    </w:p>
-    <w:p>
-      <w:pPr>
-        <w:spacing w:line="240" w:lineRule="auto"/>
+        <w:spacing w:after="0" w:line="240" w:lineRule="auto"/>
+        <w:jc w:val="both"/>
+        <w:rPr>
+          <w:rFonts w:ascii="Times New Roman" w:eastAsiaTheme="minorEastAsia" w:hAnsi="Times New Roman" w:cs="Times New Roman"/>
+          <w:sz w:val="28"/>
+          <w:szCs w:val="28"/>
+        </w:rPr>
+      </w:pPr>
+    </w:p>
+    <w:p>
+      <w:pPr>
+        <w:spacing w:after="0" w:line="240" w:lineRule="auto"/>
         <w:jc w:val="center"/>
         <w:rPr>
           <w:rFonts w:ascii="Times New Roman" w:eastAsiaTheme="minorEastAsia" w:hAnsi="Times New Roman" w:cs="Times New Roman"/>
@@ -6295,7 +6517,7 @@
           <w:ilvl w:val="0"/>
           <w:numId w:val="4"/>
         </w:numPr>
-        <w:spacing w:line="240" w:lineRule="auto"/>
+        <w:spacing w:after="0" w:line="240" w:lineRule="auto"/>
         <w:jc w:val="both"/>
         <w:rPr>
           <w:rFonts w:ascii="Times New Roman" w:eastAsiaTheme="minorEastAsia" w:hAnsi="Times New Roman" w:cs="Times New Roman"/>
@@ -6347,7 +6569,7 @@
           <w:ilvl w:val="0"/>
           <w:numId w:val="4"/>
         </w:numPr>
-        <w:spacing w:line="240" w:lineRule="auto"/>
+        <w:spacing w:after="0" w:line="240" w:lineRule="auto"/>
         <w:jc w:val="both"/>
         <w:rPr>
           <w:rFonts w:ascii="Times New Roman" w:eastAsiaTheme="minorEastAsia" w:hAnsi="Times New Roman" w:cs="Times New Roman"/>
@@ -6445,8 +6667,16 @@
         <w:t xml:space="preserve"> </w:t>
       </w:r>
     </w:p>
-    <w:p/>
-    <w:p/>
+    <w:p>
+      <w:pPr>
+        <w:spacing w:after="0"/>
+      </w:pPr>
+    </w:p>
+    <w:p>
+      <w:pPr>
+        <w:spacing w:after="0"/>
+      </w:pPr>
+    </w:p>
     <w:sectPr>
       <w:footerReference w:type="default" r:id="rId18"/>
       <w:pgSz w:w="11906" w:h="16838"/>
@@ -6459,7 +6689,7 @@
 </file>
 
 <file path=word/endnotes.xml><?xml version="1.0" encoding="utf-8"?>
-<w:endnotes xmlns:wpc="http://schemas.microsoft.com/office/word/2010/wordprocessingCanvas" xmlns:cx="http://schemas.microsoft.com/office/drawing/2014/chartex" xmlns:cx1="http://schemas.microsoft.com/office/drawing/2015/9/8/chartex" xmlns:cx2="http://schemas.microsoft.com/office/drawing/2015/10/21/chartex" xmlns:cx3="http://schemas.microsoft.com/office/drawing/2016/5/9/chartex" xmlns:cx4="http://schemas.microsoft.com/office/drawing/2016/5/10/chartex" xmlns:cx5="http://schemas.microsoft.com/office/drawing/2016/5/11/chartex" xmlns:cx6="http://schemas.microsoft.com/office/drawing/2016/5/12/chartex" xmlns:cx7="http://schemas.microsoft.com/office/drawing/2016/5/13/chartex" xmlns:cx8="http://schemas.microsoft.com/office/drawing/2016/5/14/chartex" xmlns:mc="http://schemas.openxmlformats.org/markup-compatibility/2006" xmlns:aink="http://schemas.microsoft.com/office/drawing/2016/ink" xmlns:am3d="http://schemas.microsoft.com/office/drawing/2017/model3d" xmlns:o="urn:schemas-microsoft-com:office:office" xmlns:oel="http://schemas.microsoft.com/office/2019/extlst" xmlns:r="http://schemas.openxmlformats.org/officeDocument/2006/relationships" xmlns:m="http://schemas.openxmlformats.org/officeDocument/2006/math" xmlns:v="urn:schemas-microsoft-com:vml" xmlns:wp14="http://schemas.microsoft.com/office/word/2010/wordprocessingDrawing" xmlns:wp="http://schemas.openxmlformats.org/drawingml/2006/wordprocessingDrawing" xmlns:w10="urn:schemas-microsoft-com:office:word" xmlns:w="http://schemas.openxmlformats.org/wordprocessingml/2006/main" xmlns:w14="http://schemas.microsoft.com/office/word/2010/wordml" xmlns:w15="http://schemas.microsoft.com/office/word/2012/wordml" xmlns:w16cex="http://schemas.microsoft.com/office/word/2018/wordml/cex" xmlns:w16cid="http://schemas.microsoft.com/office/word/2016/wordml/cid" xmlns:w16="http://schemas.microsoft.com/office/word/2018/wordml" xmlns:w16du="http://schemas.microsoft.com/office/word/2023/wordml/word16du" xmlns:w16sdtdh="http://schemas.microsoft.com/office/word/2020/wordml/sdtdatahash" xmlns:w16sdtfl="http://schemas.microsoft.com/office/word/2024/wordml/sdtformatlock" xmlns:w16se="http://schemas.microsoft.com/office/word/2015/wordml/symex" xmlns:wpg="http://schemas.microsoft.com/office/word/2010/wordprocessingGroup" xmlns:wpi="http://schemas.microsoft.com/office/word/2010/wordprocessingInk" xmlns:wne="http://schemas.microsoft.com/office/word/2006/wordml" xmlns:wps="http://schemas.microsoft.com/office/word/2010/wordprocessingShape" mc:Ignorable="w14 w15 w16se w16cid w16 w16cex w16sdtdh w16sdtfl w16du wp14">
+<w:endnotes xmlns:wpc="http://schemas.microsoft.com/office/word/2010/wordprocessingCanvas" xmlns:cx="http://schemas.microsoft.com/office/drawing/2014/chartex" xmlns:cx1="http://schemas.microsoft.com/office/drawing/2015/9/8/chartex" xmlns:cx2="http://schemas.microsoft.com/office/drawing/2015/10/21/chartex" xmlns:cx3="http://schemas.microsoft.com/office/drawing/2016/5/9/chartex" xmlns:cx4="http://schemas.microsoft.com/office/drawing/2016/5/10/chartex" xmlns:cx5="http://schemas.microsoft.com/office/drawing/2016/5/11/chartex" xmlns:cx6="http://schemas.microsoft.com/office/drawing/2016/5/12/chartex" xmlns:cx7="http://schemas.microsoft.com/office/drawing/2016/5/13/chartex" xmlns:cx8="http://schemas.microsoft.com/office/drawing/2016/5/14/chartex" xmlns:mc="http://schemas.openxmlformats.org/markup-compatibility/2006" xmlns:aink="http://schemas.microsoft.com/office/drawing/2016/ink" xmlns:am3d="http://schemas.microsoft.com/office/drawing/2017/model3d" xmlns:o="urn:schemas-microsoft-com:office:office" xmlns:r="http://schemas.openxmlformats.org/officeDocument/2006/relationships" xmlns:m="http://schemas.openxmlformats.org/officeDocument/2006/math" xmlns:v="urn:schemas-microsoft-com:vml" xmlns:wp14="http://schemas.microsoft.com/office/word/2010/wordprocessingDrawing" xmlns:wp="http://schemas.openxmlformats.org/drawingml/2006/wordprocessingDrawing" xmlns:w10="urn:schemas-microsoft-com:office:word" xmlns:w="http://schemas.openxmlformats.org/wordprocessingml/2006/main" xmlns:w14="http://schemas.microsoft.com/office/word/2010/wordml" xmlns:w15="http://schemas.microsoft.com/office/word/2012/wordml" xmlns:w16cex="http://schemas.microsoft.com/office/word/2018/wordml/cex" xmlns:w16cid="http://schemas.microsoft.com/office/word/2016/wordml/cid" xmlns:w16="http://schemas.microsoft.com/office/word/2018/wordml" xmlns:w16se="http://schemas.microsoft.com/office/word/2015/wordml/symex" xmlns:wpg="http://schemas.microsoft.com/office/word/2010/wordprocessingGroup" xmlns:wpi="http://schemas.microsoft.com/office/word/2010/wordprocessingInk" xmlns:wne="http://schemas.microsoft.com/office/word/2006/wordml" xmlns:wps="http://schemas.microsoft.com/office/word/2010/wordprocessingShape" mc:Ignorable="w14 w15 w16se w16cid w16 w16cex wp14">
   <w:endnote w:type="separator" w:id="-1">
     <w:p>
       <w:pPr>
@@ -6484,7 +6714,7 @@
 </file>
 
 <file path=word/footer1.xml><?xml version="1.0" encoding="utf-8"?>
-<w:ftr xmlns:wpc="http://schemas.microsoft.com/office/word/2010/wordprocessingCanvas" xmlns:cx="http://schemas.microsoft.com/office/drawing/2014/chartex" xmlns:cx1="http://schemas.microsoft.com/office/drawing/2015/9/8/chartex" xmlns:cx2="http://schemas.microsoft.com/office/drawing/2015/10/21/chartex" xmlns:cx3="http://schemas.microsoft.com/office/drawing/2016/5/9/chartex" xmlns:cx4="http://schemas.microsoft.com/office/drawing/2016/5/10/chartex" xmlns:cx5="http://schemas.microsoft.com/office/drawing/2016/5/11/chartex" xmlns:cx6="http://schemas.microsoft.com/office/drawing/2016/5/12/chartex" xmlns:cx7="http://schemas.microsoft.com/office/drawing/2016/5/13/chartex" xmlns:cx8="http://schemas.microsoft.com/office/drawing/2016/5/14/chartex" xmlns:mc="http://schemas.openxmlformats.org/markup-compatibility/2006" xmlns:aink="http://schemas.microsoft.com/office/drawing/2016/ink" xmlns:am3d="http://schemas.microsoft.com/office/drawing/2017/model3d" xmlns:o="urn:schemas-microsoft-com:office:office" xmlns:oel="http://schemas.microsoft.com/office/2019/extlst" xmlns:r="http://schemas.openxmlformats.org/officeDocument/2006/relationships" xmlns:m="http://schemas.openxmlformats.org/officeDocument/2006/math" xmlns:v="urn:schemas-microsoft-com:vml" xmlns:wp14="http://schemas.microsoft.com/office/word/2010/wordprocessingDrawing" xmlns:wp="http://schemas.openxmlformats.org/drawingml/2006/wordprocessingDrawing" xmlns:w10="urn:schemas-microsoft-com:office:word" xmlns:w="http://schemas.openxmlformats.org/wordprocessingml/2006/main" xmlns:w14="http://schemas.microsoft.com/office/word/2010/wordml" xmlns:w15="http://schemas.microsoft.com/office/word/2012/wordml" xmlns:w16cex="http://schemas.microsoft.com/office/word/2018/wordml/cex" xmlns:w16cid="http://schemas.microsoft.com/office/word/2016/wordml/cid" xmlns:w16="http://schemas.microsoft.com/office/word/2018/wordml" xmlns:w16du="http://schemas.microsoft.com/office/word/2023/wordml/word16du" xmlns:w16sdtdh="http://schemas.microsoft.com/office/word/2020/wordml/sdtdatahash" xmlns:w16sdtfl="http://schemas.microsoft.com/office/word/2024/wordml/sdtformatlock" xmlns:w16se="http://schemas.microsoft.com/office/word/2015/wordml/symex" xmlns:wpg="http://schemas.microsoft.com/office/word/2010/wordprocessingGroup" xmlns:wpi="http://schemas.microsoft.com/office/word/2010/wordprocessingInk" xmlns:wne="http://schemas.microsoft.com/office/word/2006/wordml" xmlns:wps="http://schemas.microsoft.com/office/word/2010/wordprocessingShape" mc:Ignorable="w14 w15 w16se w16cid w16 w16cex w16sdtdh w16sdtfl w16du wp14">
+<w:ftr xmlns:wpc="http://schemas.microsoft.com/office/word/2010/wordprocessingCanvas" xmlns:cx="http://schemas.microsoft.com/office/drawing/2014/chartex" xmlns:cx1="http://schemas.microsoft.com/office/drawing/2015/9/8/chartex" xmlns:cx2="http://schemas.microsoft.com/office/drawing/2015/10/21/chartex" xmlns:cx3="http://schemas.microsoft.com/office/drawing/2016/5/9/chartex" xmlns:cx4="http://schemas.microsoft.com/office/drawing/2016/5/10/chartex" xmlns:cx5="http://schemas.microsoft.com/office/drawing/2016/5/11/chartex" xmlns:cx6="http://schemas.microsoft.com/office/drawing/2016/5/12/chartex" xmlns:cx7="http://schemas.microsoft.com/office/drawing/2016/5/13/chartex" xmlns:cx8="http://schemas.microsoft.com/office/drawing/2016/5/14/chartex" xmlns:mc="http://schemas.openxmlformats.org/markup-compatibility/2006" xmlns:aink="http://schemas.microsoft.com/office/drawing/2016/ink" xmlns:am3d="http://schemas.microsoft.com/office/drawing/2017/model3d" xmlns:o="urn:schemas-microsoft-com:office:office" xmlns:r="http://schemas.openxmlformats.org/officeDocument/2006/relationships" xmlns:m="http://schemas.openxmlformats.org/officeDocument/2006/math" xmlns:v="urn:schemas-microsoft-com:vml" xmlns:wp14="http://schemas.microsoft.com/office/word/2010/wordprocessingDrawing" xmlns:wp="http://schemas.openxmlformats.org/drawingml/2006/wordprocessingDrawing" xmlns:w10="urn:schemas-microsoft-com:office:word" xmlns:w="http://schemas.openxmlformats.org/wordprocessingml/2006/main" xmlns:w14="http://schemas.microsoft.com/office/word/2010/wordml" xmlns:w15="http://schemas.microsoft.com/office/word/2012/wordml" xmlns:w16cex="http://schemas.microsoft.com/office/word/2018/wordml/cex" xmlns:w16cid="http://schemas.microsoft.com/office/word/2016/wordml/cid" xmlns:w16="http://schemas.microsoft.com/office/word/2018/wordml" xmlns:w16se="http://schemas.microsoft.com/office/word/2015/wordml/symex" xmlns:wpg="http://schemas.microsoft.com/office/word/2010/wordprocessingGroup" xmlns:wpi="http://schemas.microsoft.com/office/word/2010/wordprocessingInk" xmlns:wne="http://schemas.microsoft.com/office/word/2006/wordml" xmlns:wps="http://schemas.microsoft.com/office/word/2010/wordprocessingShape" mc:Ignorable="w14 w15 w16se w16cid w16 w16cex wp14">
   <w:sdt>
     <w:sdtPr>
       <w:id w:val="2104452325"/>
@@ -6493,6 +6723,7 @@
         <w:docPartUnique/>
       </w:docPartObj>
     </w:sdtPr>
+    <w:sdtEndPr/>
     <w:sdtContent>
       <w:p>
         <w:pPr>
@@ -6516,7 +6747,7 @@
 </file>
 
 <file path=word/footnotes.xml><?xml version="1.0" encoding="utf-8"?>
-<w:footnotes xmlns:wpc="http://schemas.microsoft.com/office/word/2010/wordprocessingCanvas" xmlns:cx="http://schemas.microsoft.com/office/drawing/2014/chartex" xmlns:cx1="http://schemas.microsoft.com/office/drawing/2015/9/8/chartex" xmlns:cx2="http://schemas.microsoft.com/office/drawing/2015/10/21/chartex" xmlns:cx3="http://schemas.microsoft.com/office/drawing/2016/5/9/chartex" xmlns:cx4="http://schemas.microsoft.com/office/drawing/2016/5/10/chartex" xmlns:cx5="http://schemas.microsoft.com/office/drawing/2016/5/11/chartex" xmlns:cx6="http://schemas.microsoft.com/office/drawing/2016/5/12/chartex" xmlns:cx7="http://schemas.microsoft.com/office/drawing/2016/5/13/chartex" xmlns:cx8="http://schemas.microsoft.com/office/drawing/2016/5/14/chartex" xmlns:mc="http://schemas.openxmlformats.org/markup-compatibility/2006" xmlns:aink="http://schemas.microsoft.com/office/drawing/2016/ink" xmlns:am3d="http://schemas.microsoft.com/office/drawing/2017/model3d" xmlns:o="urn:schemas-microsoft-com:office:office" xmlns:oel="http://schemas.microsoft.com/office/2019/extlst" xmlns:r="http://schemas.openxmlformats.org/officeDocument/2006/relationships" xmlns:m="http://schemas.openxmlformats.org/officeDocument/2006/math" xmlns:v="urn:schemas-microsoft-com:vml" xmlns:wp14="http://schemas.microsoft.com/office/word/2010/wordprocessingDrawing" xmlns:wp="http://schemas.openxmlformats.org/drawingml/2006/wordprocessingDrawing" xmlns:w10="urn:schemas-microsoft-com:office:word" xmlns:w="http://schemas.openxmlformats.org/wordprocessingml/2006/main" xmlns:w14="http://schemas.microsoft.com/office/word/2010/wordml" xmlns:w15="http://schemas.microsoft.com/office/word/2012/wordml" xmlns:w16cex="http://schemas.microsoft.com/office/word/2018/wordml/cex" xmlns:w16cid="http://schemas.microsoft.com/office/word/2016/wordml/cid" xmlns:w16="http://schemas.microsoft.com/office/word/2018/wordml" xmlns:w16du="http://schemas.microsoft.com/office/word/2023/wordml/word16du" xmlns:w16sdtdh="http://schemas.microsoft.com/office/word/2020/wordml/sdtdatahash" xmlns:w16sdtfl="http://schemas.microsoft.com/office/word/2024/wordml/sdtformatlock" xmlns:w16se="http://schemas.microsoft.com/office/word/2015/wordml/symex" xmlns:wpg="http://schemas.microsoft.com/office/word/2010/wordprocessingGroup" xmlns:wpi="http://schemas.microsoft.com/office/word/2010/wordprocessingInk" xmlns:wne="http://schemas.microsoft.com/office/word/2006/wordml" xmlns:wps="http://schemas.microsoft.com/office/word/2010/wordprocessingShape" mc:Ignorable="w14 w15 w16se w16cid w16 w16cex w16sdtdh w16sdtfl w16du wp14">
+<w:footnotes xmlns:wpc="http://schemas.microsoft.com/office/word/2010/wordprocessingCanvas" xmlns:cx="http://schemas.microsoft.com/office/drawing/2014/chartex" xmlns:cx1="http://schemas.microsoft.com/office/drawing/2015/9/8/chartex" xmlns:cx2="http://schemas.microsoft.com/office/drawing/2015/10/21/chartex" xmlns:cx3="http://schemas.microsoft.com/office/drawing/2016/5/9/chartex" xmlns:cx4="http://schemas.microsoft.com/office/drawing/2016/5/10/chartex" xmlns:cx5="http://schemas.microsoft.com/office/drawing/2016/5/11/chartex" xmlns:cx6="http://schemas.microsoft.com/office/drawing/2016/5/12/chartex" xmlns:cx7="http://schemas.microsoft.com/office/drawing/2016/5/13/chartex" xmlns:cx8="http://schemas.microsoft.com/office/drawing/2016/5/14/chartex" xmlns:mc="http://schemas.openxmlformats.org/markup-compatibility/2006" xmlns:aink="http://schemas.microsoft.com/office/drawing/2016/ink" xmlns:am3d="http://schemas.microsoft.com/office/drawing/2017/model3d" xmlns:o="urn:schemas-microsoft-com:office:office" xmlns:r="http://schemas.openxmlformats.org/officeDocument/2006/relationships" xmlns:m="http://schemas.openxmlformats.org/officeDocument/2006/math" xmlns:v="urn:schemas-microsoft-com:vml" xmlns:wp14="http://schemas.microsoft.com/office/word/2010/wordprocessingDrawing" xmlns:wp="http://schemas.openxmlformats.org/drawingml/2006/wordprocessingDrawing" xmlns:w10="urn:schemas-microsoft-com:office:word" xmlns:w="http://schemas.openxmlformats.org/wordprocessingml/2006/main" xmlns:w14="http://schemas.microsoft.com/office/word/2010/wordml" xmlns:w15="http://schemas.microsoft.com/office/word/2012/wordml" xmlns:w16cex="http://schemas.microsoft.com/office/word/2018/wordml/cex" xmlns:w16cid="http://schemas.microsoft.com/office/word/2016/wordml/cid" xmlns:w16="http://schemas.microsoft.com/office/word/2018/wordml" xmlns:w16se="http://schemas.microsoft.com/office/word/2015/wordml/symex" xmlns:wpg="http://schemas.microsoft.com/office/word/2010/wordprocessingGroup" xmlns:wpi="http://schemas.microsoft.com/office/word/2010/wordprocessingInk" xmlns:wne="http://schemas.microsoft.com/office/word/2006/wordml" xmlns:wps="http://schemas.microsoft.com/office/word/2010/wordprocessingShape" mc:Ignorable="w14 w15 w16se w16cid w16 w16cex wp14">
   <w:footnote w:type="separator" w:id="-1">
     <w:p>
       <w:pPr>
@@ -6541,7 +6772,7 @@
 </file>
 
 <file path=word/numbering.xml><?xml version="1.0" encoding="utf-8"?>
-<w:numbering xmlns:wpc="http://schemas.microsoft.com/office/word/2010/wordprocessingCanvas" xmlns:cx="http://schemas.microsoft.com/office/drawing/2014/chartex" xmlns:cx1="http://schemas.microsoft.com/office/drawing/2015/9/8/chartex" xmlns:cx2="http://schemas.microsoft.com/office/drawing/2015/10/21/chartex" xmlns:cx3="http://schemas.microsoft.com/office/drawing/2016/5/9/chartex" xmlns:cx4="http://schemas.microsoft.com/office/drawing/2016/5/10/chartex" xmlns:cx5="http://schemas.microsoft.com/office/drawing/2016/5/11/chartex" xmlns:cx6="http://schemas.microsoft.com/office/drawing/2016/5/12/chartex" xmlns:cx7="http://schemas.microsoft.com/office/drawing/2016/5/13/chartex" xmlns:cx8="http://schemas.microsoft.com/office/drawing/2016/5/14/chartex" xmlns:mc="http://schemas.openxmlformats.org/markup-compatibility/2006" xmlns:aink="http://schemas.microsoft.com/office/drawing/2016/ink" xmlns:am3d="http://schemas.microsoft.com/office/drawing/2017/model3d" xmlns:o="urn:schemas-microsoft-com:office:office" xmlns:oel="http://schemas.microsoft.com/office/2019/extlst" xmlns:r="http://schemas.openxmlformats.org/officeDocument/2006/relationships" xmlns:m="http://schemas.openxmlformats.org/officeDocument/2006/math" xmlns:v="urn:schemas-microsoft-com:vml" xmlns:wp14="http://schemas.microsoft.com/office/word/2010/wordprocessingDrawing" xmlns:wp="http://schemas.openxmlformats.org/drawingml/2006/wordprocessingDrawing" xmlns:w10="urn:schemas-microsoft-com:office:word" xmlns:w="http://schemas.openxmlformats.org/wordprocessingml/2006/main" xmlns:w14="http://schemas.microsoft.com/office/word/2010/wordml" xmlns:w15="http://schemas.microsoft.com/office/word/2012/wordml" xmlns:w16cex="http://schemas.microsoft.com/office/word/2018/wordml/cex" xmlns:w16cid="http://schemas.microsoft.com/office/word/2016/wordml/cid" xmlns:w16="http://schemas.microsoft.com/office/word/2018/wordml" xmlns:w16du="http://schemas.microsoft.com/office/word/2023/wordml/word16du" xmlns:w16sdtdh="http://schemas.microsoft.com/office/word/2020/wordml/sdtdatahash" xmlns:w16sdtfl="http://schemas.microsoft.com/office/word/2024/wordml/sdtformatlock" xmlns:w16se="http://schemas.microsoft.com/office/word/2015/wordml/symex" xmlns:wpg="http://schemas.microsoft.com/office/word/2010/wordprocessingGroup" xmlns:wpi="http://schemas.microsoft.com/office/word/2010/wordprocessingInk" xmlns:wne="http://schemas.microsoft.com/office/word/2006/wordml" xmlns:wps="http://schemas.microsoft.com/office/word/2010/wordprocessingShape" mc:Ignorable="w14 w15 w16se w16cid w16 w16cex w16sdtdh w16sdtfl w16du wp14">
+<w:numbering xmlns:wpc="http://schemas.microsoft.com/office/word/2010/wordprocessingCanvas" xmlns:cx="http://schemas.microsoft.com/office/drawing/2014/chartex" xmlns:cx1="http://schemas.microsoft.com/office/drawing/2015/9/8/chartex" xmlns:cx2="http://schemas.microsoft.com/office/drawing/2015/10/21/chartex" xmlns:cx3="http://schemas.microsoft.com/office/drawing/2016/5/9/chartex" xmlns:cx4="http://schemas.microsoft.com/office/drawing/2016/5/10/chartex" xmlns:cx5="http://schemas.microsoft.com/office/drawing/2016/5/11/chartex" xmlns:cx6="http://schemas.microsoft.com/office/drawing/2016/5/12/chartex" xmlns:cx7="http://schemas.microsoft.com/office/drawing/2016/5/13/chartex" xmlns:cx8="http://schemas.microsoft.com/office/drawing/2016/5/14/chartex" xmlns:mc="http://schemas.openxmlformats.org/markup-compatibility/2006" xmlns:aink="http://schemas.microsoft.com/office/drawing/2016/ink" xmlns:am3d="http://schemas.microsoft.com/office/drawing/2017/model3d" xmlns:o="urn:schemas-microsoft-com:office:office" xmlns:r="http://schemas.openxmlformats.org/officeDocument/2006/relationships" xmlns:m="http://schemas.openxmlformats.org/officeDocument/2006/math" xmlns:v="urn:schemas-microsoft-com:vml" xmlns:wp14="http://schemas.microsoft.com/office/word/2010/wordprocessingDrawing" xmlns:wp="http://schemas.openxmlformats.org/drawingml/2006/wordprocessingDrawing" xmlns:w10="urn:schemas-microsoft-com:office:word" xmlns:w="http://schemas.openxmlformats.org/wordprocessingml/2006/main" xmlns:w14="http://schemas.microsoft.com/office/word/2010/wordml" xmlns:w15="http://schemas.microsoft.com/office/word/2012/wordml" xmlns:w16cex="http://schemas.microsoft.com/office/word/2018/wordml/cex" xmlns:w16cid="http://schemas.microsoft.com/office/word/2016/wordml/cid" xmlns:w16="http://schemas.microsoft.com/office/word/2018/wordml" xmlns:w16se="http://schemas.microsoft.com/office/word/2015/wordml/symex" xmlns:wpg="http://schemas.microsoft.com/office/word/2010/wordprocessingGroup" xmlns:wpi="http://schemas.microsoft.com/office/word/2010/wordprocessingInk" xmlns:wne="http://schemas.microsoft.com/office/word/2006/wordml" xmlns:wps="http://schemas.microsoft.com/office/word/2010/wordprocessingShape" mc:Ignorable="w14 w15 w16se w16cid w16 w16cex wp14">
   <w:abstractNum w:abstractNumId="0" w15:restartNumberingAfterBreak="0">
     <w:nsid w:val="111D3239"/>
     <w:multiLevelType w:val="hybridMultilevel"/>
@@ -6946,23 +7177,23 @@
       </w:rPr>
     </w:lvl>
   </w:abstractNum>
-  <w:num w:numId="1" w16cid:durableId="1638605330">
+  <w:num w:numId="1">
     <w:abstractNumId w:val="2"/>
   </w:num>
-  <w:num w:numId="2" w16cid:durableId="418600556">
+  <w:num w:numId="2">
     <w:abstractNumId w:val="1"/>
   </w:num>
-  <w:num w:numId="3" w16cid:durableId="1290893436">
+  <w:num w:numId="3">
     <w:abstractNumId w:val="0"/>
   </w:num>
-  <w:num w:numId="4" w16cid:durableId="400717253">
+  <w:num w:numId="4">
     <w:abstractNumId w:val="3"/>
   </w:num>
 </w:numbering>
 </file>
 
 <file path=word/styles.xml><?xml version="1.0" encoding="utf-8"?>
-<w:styles xmlns:mc="http://schemas.openxmlformats.org/markup-compatibility/2006" xmlns:r="http://schemas.openxmlformats.org/officeDocument/2006/relationships" xmlns:w="http://schemas.openxmlformats.org/wordprocessingml/2006/main" xmlns:w14="http://schemas.microsoft.com/office/word/2010/wordml" xmlns:w15="http://schemas.microsoft.com/office/word/2012/wordml" xmlns:w16cex="http://schemas.microsoft.com/office/word/2018/wordml/cex" xmlns:w16cid="http://schemas.microsoft.com/office/word/2016/wordml/cid" xmlns:w16="http://schemas.microsoft.com/office/word/2018/wordml" xmlns:w16du="http://schemas.microsoft.com/office/word/2023/wordml/word16du" xmlns:w16sdtdh="http://schemas.microsoft.com/office/word/2020/wordml/sdtdatahash" xmlns:w16sdtfl="http://schemas.microsoft.com/office/word/2024/wordml/sdtformatlock" xmlns:w16se="http://schemas.microsoft.com/office/word/2015/wordml/symex" mc:Ignorable="w14 w15 w16se w16cid w16 w16cex w16sdtdh w16sdtfl w16du">
+<w:styles xmlns:mc="http://schemas.openxmlformats.org/markup-compatibility/2006" xmlns:r="http://schemas.openxmlformats.org/officeDocument/2006/relationships" xmlns:w="http://schemas.openxmlformats.org/wordprocessingml/2006/main" xmlns:w14="http://schemas.microsoft.com/office/word/2010/wordml" xmlns:w15="http://schemas.microsoft.com/office/word/2012/wordml" xmlns:w16cex="http://schemas.microsoft.com/office/word/2018/wordml/cex" xmlns:w16cid="http://schemas.microsoft.com/office/word/2016/wordml/cid" xmlns:w16="http://schemas.microsoft.com/office/word/2018/wordml" xmlns:w16se="http://schemas.microsoft.com/office/word/2015/wordml/symex" mc:Ignorable="w14 w15 w16se w16cid w16 w16cex">
   <w:docDefaults>
     <w:rPrDefault>
       <w:rPr>
